--- a/chandler26-jdk17-learning-assistant/docs/基于大模型的英语学习助手-毕业论文.docx
+++ b/chandler26-jdk17-learning-assistant/docs/基于大模型的英语学习助手-毕业论文.docx
@@ -4004,7 +4004,7 @@
           <w:rFonts w:ascii="Times New Roman" w:hAnsi="Times New Roman" w:eastAsia="SimSun" w:cs="SimSun"/>
           <w:sz w:val="24"/>
         </w:rPr>
-        <w:t>技术上，Spring Boot、MyBatis-Plus、MySQL 和浏览器标准 API 均较成熟，多家模型供应商支持兼容的 Chat Completions 接口，能够满足系统实现需要。经济上，系统主要采用开源技术，成本集中在模型调用；归一化缓存和文章级缓存能够减少重复请求。操作上，界面以个人信息、单词本、学习和复习四个区域组织，核心流程与学习者已有认知一致。风险主要来自模型输出不确定性、外部网络波动、密钥泄露和学习者过度依赖，因此必须通过结构化约束、缓存、加密和人工筛选降低影响。</w:t>
+        <w:t>技术上，Spring Boot、MyBatis-Plus、MySQL 和浏览器标准 API 均较成熟，多家模型供应商支持兼容的 Chat Completions 接口，能够满足系统实现需要。经济上，系统主要采用开源技术，成本集中在模型调用；归一化缓存、词本关联分析和文章级缓存能够减少重复请求。操作上，界面按个人信息、词汇大挑战、卡片学习、语境精读、单词本和复习组织，管理员另有系统管理入口，核心流程与学习者已有认知一致。风险主要来自模型输出不确定性、外部网络波动、密钥泄露和学习者过度依赖，因此通过结构化约束、缓存、加密、权限和人工监控降低影响。</w:t>
       </w:r>
     </w:p>
     <w:p>
@@ -4030,7 +4030,7 @@
           <w:rFonts w:ascii="Times New Roman" w:hAnsi="Times New Roman" w:eastAsia="SimSun" w:cs="SimSun"/>
           <w:sz w:val="24"/>
         </w:rPr>
-        <w:t>当前系统只有学习用户一种业务角色。未登录用户只能注册和登录；登录用户可以维护个人资料、单词本、模型配置和偏好，生成并保存学习内容，完成复习并查看日志。系统管理员角色暂未单独实现，模型配置由用户在个人空间维护。学习场景以 scene_code 区分，已实现 english_vocabulary 与 english_article；未来的数学、拼音和写作场景可以复用同一会话框架。</w:t>
+        <w:t>系统区分普通用户和系统管理员两种业务角色。未登录用户只能注册和登录；普通用户可以维护个人资料、个人单词本、学习计划、学习设置，完成词汇大挑战、语境精读和复习。系统管理员通过系统管理维护用户、公共词本、AI 异步任务、模型、Agent 与模板、系统日志和 AI 会话；公共词本只有管理员可以导入、修改、发布或删除，普通用户只能查看已发布内容并用于创建学习计划。AI 调用场景至少包括词卡生成、公共词本关联分析、场景材料、阅读材料和批量词卡。</w:t>
       </w:r>
     </w:p>
     <w:p>
@@ -4265,7 +4265,7 @@
                 <w:b w:val="0"/>
                 <w:sz w:val="21"/>
               </w:rPr>
-              <w:t>新增、编辑、启停、默认、优先级、密钥加密与脱敏</w:t>
+              <w:t>用户认证、个人资料、单词本、学习计划、学习设置、词汇大挑战、语境精读和复习</w:t>
             </w:r>
           </w:p>
         </w:tc>
@@ -4330,7 +4330,7 @@
                 <w:b w:val="0"/>
                 <w:sz w:val="21"/>
               </w:rPr>
-              <w:t>Agent、Prompt模板、占位符校验、场景会话复用</w:t>
+              <w:t>管理员用户中心、公共词本、AI 任务、模型、Agent/模板、日志和 AI 会话</w:t>
             </w:r>
           </w:p>
         </w:tc>
@@ -4395,7 +4395,7 @@
                 <w:b w:val="0"/>
                 <w:sz w:val="21"/>
               </w:rPr>
-              <w:t>结构化词汇卡、发音、缓存、强制刷新和继续追问</w:t>
+              <w:t>相关词群编排、场景文章、词汇检查、Markdown 笔记、逐词学习记录</w:t>
             </w:r>
           </w:p>
         </w:tc>
@@ -4590,7 +4590,7 @@
                 <w:b w:val="0"/>
                 <w:sz w:val="21"/>
               </w:rPr>
-              <w:t>保存卡片、标签、相关词和模型来源，保护个人进度</w:t>
+              <w:t>周/月日历、场景摘要、按需加载材料、待挑战词汇和词汇检查</w:t>
             </w:r>
           </w:p>
         </w:tc>
@@ -5555,7 +5555,7 @@
           <w:rFonts w:ascii="Times New Roman" w:hAnsi="Times New Roman" w:eastAsia="SimSun" w:cs="SimSun"/>
           <w:sz w:val="24"/>
         </w:rPr>
-        <w:t>词汇学习的主流程是：登录后输入词条，系统归一化并查询公共缓存；命中时直接返回，未命中或强制刷新时调用模型；响应经 JSON 提取和解析后保存，并同步生成标签和语义相关词；用户确认后把词条加入指定单词本并形成个人快照。流程如图3-1所示。</w:t>
+        <w:t>词汇学习的主流程是：管理员导入并审核公共词表，普通用户选择词表创建学习计划，系统依据学习目标规划场景和掌握要求；学习者按周/月日历打开场景材料，阅读文章和相关词汇，完成词汇检查，保存逐词记录并进入后续复习。日历和场景列表先加载摘要数据，点击学习或回顾时再按需加载完整材料。</w:t>
       </w:r>
     </w:p>
     <w:p>
@@ -5627,7 +5627,7 @@
           <w:rFonts w:ascii="Times New Roman" w:hAnsi="Times New Roman" w:eastAsia="SimSun" w:cs="SimSun"/>
           <w:sz w:val="24"/>
         </w:rPr>
-        <w:t>文章学习先校验所选词条属于当前用户和当前单词本，再抽取核心词义，以用户、词本、词汇组合、字数、难度和备注计算缓存哈希。缓存未命中时调用 english_article 场景 Agent，保存文章、译文、词汇用法、语法点、练习与建议。复习流程则先查询到期词条；若用户主动重启复习，只生成本轮队列而不改变正式排期，只有提交结果后才写复习记录并更新词条状态。</w:t>
+        <w:t>语境精读先校验所选词条属于当前用户和当前单词本，再抽取核心词义，以用户、词本、词汇组合、字数、难度和备注计算缓存哈希。缓存未命中时调用 english_article 场景 Agent，保存文章、译文、词汇用法、语法点、练习与建议。复习流程则先查询到期词条；若用户主动重启复习，只生成本轮队列而不改变正式排期，只有提交结果后才写复习记录并更新词条状态。</w:t>
       </w:r>
     </w:p>
     <w:p>
@@ -5825,7 +5825,7 @@
                 <w:b w:val="0"/>
                 <w:sz w:val="21"/>
               </w:rPr>
-              <w:t>用户、密码哈希、JWT签发与校验</w:t>
+              <w:t>用户身份、角色和权限上下文</w:t>
             </w:r>
           </w:p>
         </w:tc>
@@ -5845,7 +5845,7 @@
                 <w:b w:val="0"/>
                 <w:sz w:val="21"/>
               </w:rPr>
-              <w:t>登录注册、资料编辑、令牌管理</w:t>
+              <w:t>JWT 登录、注册、个人资料、管理员权限控制</w:t>
             </w:r>
           </w:p>
         </w:tc>
@@ -5890,7 +5890,7 @@
                 <w:b w:val="0"/>
                 <w:sz w:val="21"/>
               </w:rPr>
-              <w:t>模型配置、模板、会话、消息与调用记录</w:t>
+              <w:t>AI 配置与任务</w:t>
             </w:r>
           </w:p>
         </w:tc>
@@ -5910,7 +5910,7 @@
                 <w:b w:val="0"/>
                 <w:sz w:val="21"/>
               </w:rPr>
-              <w:t>模型和模板管理、AI会话查看</w:t>
+              <w:t>模型/供应商、Agent、模板、会话、异步任务和审计</w:t>
             </w:r>
           </w:p>
         </w:tc>
@@ -5955,7 +5955,7 @@
                 <w:b w:val="0"/>
                 <w:sz w:val="21"/>
               </w:rPr>
-              <w:t>缓存、生成、解析、标签与关联词</w:t>
+              <w:t>词汇与单词本</w:t>
             </w:r>
           </w:p>
         </w:tc>
@@ -5975,7 +5975,7 @@
                 <w:b w:val="0"/>
                 <w:sz w:val="21"/>
               </w:rPr>
-              <w:t>输入、卡片、发音、加入单词本</w:t>
+              <w:t>公共词表、关联分析、词卡、个人快照和笔记</w:t>
             </w:r>
           </w:p>
         </w:tc>
@@ -6020,7 +6020,7 @@
                 <w:b w:val="0"/>
                 <w:sz w:val="21"/>
               </w:rPr>
-              <w:t>词本、词条、快照、笔记、移动复制</w:t>
+              <w:t>学习计划与场景</w:t>
             </w:r>
           </w:p>
         </w:tc>
@@ -6040,7 +6040,7 @@
                 <w:b w:val="0"/>
                 <w:sz w:val="21"/>
               </w:rPr>
-              <w:t>列表、筛选、详情与二次确认</w:t>
+              <w:t>计划、周/月日历、场景材料、待挑战词汇和学习记录</w:t>
             </w:r>
           </w:p>
         </w:tc>
@@ -6085,7 +6085,7 @@
                 <w:b w:val="0"/>
                 <w:sz w:val="21"/>
               </w:rPr>
-              <w:t>选词校验、哈希缓存、文章记录</w:t>
+              <w:t>语境精读</w:t>
             </w:r>
           </w:p>
         </w:tc>
@@ -6105,7 +6105,7 @@
                 <w:b w:val="0"/>
                 <w:sz w:val="21"/>
               </w:rPr>
-              <w:t>选词、参数设置、双语对照与历史</w:t>
+              <w:t>文章生成、三阶段阅读、检测和专注模式</w:t>
             </w:r>
           </w:p>
         </w:tc>
@@ -6150,7 +6150,7 @@
                 <w:b w:val="0"/>
                 <w:sz w:val="21"/>
               </w:rPr>
-              <w:t>到期队列、结果记录和时间排期</w:t>
+              <w:t>复习</w:t>
             </w:r>
           </w:p>
         </w:tc>
@@ -6170,7 +6170,7 @@
                 <w:b w:val="0"/>
                 <w:sz w:val="21"/>
               </w:rPr>
-              <w:t>跟敲、反馈、例句与结果提交</w:t>
+              <w:t>到期队列、跟敲、结果提交、排期和专注模式</w:t>
             </w:r>
           </w:p>
         </w:tc>
@@ -6215,7 +6215,7 @@
                 <w:b w:val="0"/>
                 <w:sz w:val="21"/>
               </w:rPr>
-              <w:t>偏好、活动聚合、系统日志</w:t>
+              <w:t>系统支撑</w:t>
             </w:r>
           </w:p>
         </w:tc>
@@ -6235,7 +6235,7 @@
                 <w:b w:val="0"/>
                 <w:sz w:val="21"/>
               </w:rPr>
-              <w:t>活跃图、语音设置、日志展示</w:t>
+              <w:t>学习设置、Outbox 异步日志、任务监控和运营审计</w:t>
             </w:r>
           </w:p>
         </w:tc>
@@ -6295,7 +6295,7 @@
           <w:rFonts w:ascii="Times New Roman" w:hAnsi="Times New Roman" w:eastAsia="SimSun" w:cs="SimSun"/>
           <w:sz w:val="24"/>
         </w:rPr>
-        <w:t>Agent 描述业务能力，Prompt 模板描述可变提示词，会话保存上下文。系统按“用户 + 学习场景”复用主会话：英语词汇使用 english_vocabulary，文章学习使用 english_article。这样既避免每次请求创建新会话，也避免不同场景的上下文相互污染。发送模型前最多加载最近 20 条历史消息，以控制上下文规模。</w:t>
+        <w:t>Agent 描述业务能力，Prompt 模板描述可变提示词，会话保存必要的连续上下文。固定的词卡、词本分析、场景材料、阅读材料和批量词卡动作只携带完成动作所需的精简数据，不把数月学习计划历史拼接到下一个请求；只有真正连续的学习场景才复用会话。模型调用根据 provider 和 model 选择 request adapter、response parser、上下文窗口和输出上限，并在有效容量约达到 90% 前拒绝或拆分请求。</w:t>
       </w:r>
     </w:p>
     <w:p>
@@ -8028,7 +8028,7 @@
                 <w:b w:val="0"/>
                 <w:sz w:val="21"/>
               </w:rPr>
-              <w:t>GET /learning/system-logs</w:t>
+              <w:t>AI 任务</w:t>
             </w:r>
           </w:p>
         </w:tc>
@@ -8048,7 +8048,7 @@
                 <w:b w:val="0"/>
                 <w:sz w:val="21"/>
               </w:rPr>
-              <w:t>查询个人系统日志</w:t>
+              <w:t>任务列表、进度、失败原因、取消与重试</w:t>
             </w:r>
           </w:p>
         </w:tc>
@@ -8254,7 +8254,7 @@
           <w:rFonts w:ascii="Times New Roman" w:hAnsi="Times New Roman" w:eastAsia="SimSun" w:cs="SimSun"/>
           <w:sz w:val="24"/>
         </w:rPr>
-        <w:t>AiModelConfigService 在保存配置时加密 API Key，列表响应只提供 apiKeyMasked。OpenAiCompatibleModelClient 根据 base_url、chat_path 和 model_name 组装请求，使用 Bearer 认证调用兼容接口，并提取 choices[0].message.content 与 token usage。模型配置缺失、禁用、余额不足、响应解析失败和外部调用异常均转换为 LearningAssistantException，并保留 cause 供技术排查。</w:t>
+        <w:t>AiModelConfigService 在保存配置时加密 API Key，列表响应只提供 apiKeyMasked。DeepSeek、Kimi 等模型的供应商、协议、模型名称、请求适配器、上下文窗口和输出限制由模型定义统一管理，OpenAiCompatibleModelClient 根据配置组装请求并使用对应适配器调用接口；模型连接测试直接发送低成本探测请求，不经过 Agent。</w:t>
       </w:r>
     </w:p>
     <w:p>
@@ -8268,7 +8268,7 @@
           <w:rFonts w:ascii="Times New Roman" w:hAnsi="Times New Roman" w:eastAsia="SimSun" w:cs="SimSun"/>
           <w:sz w:val="24"/>
         </w:rPr>
-        <w:t>PromptRenderer 按模板变量替换占位符。保存模板前校验模板声明的占位符是否实际出现，避免用户误删 {{term}} 后生成无关内容。AiChatService 负责解析 Agent、选择模型、创建或复用场景会话、保存用户消息与助手消息、记录供应商、模型、耗时、token 数和调用状态。</w:t>
+        <w:t>响应处理根据模型类型选择对应解析器：优先直读原始 JSON，失败后才进行 Markdown 代码块去除、中文标点纠正和兼容字段清洗。AiChatService 负责解析 Agent、选择模型、创建或复用场景会话、保存用户消息与助手消息、记录供应商、模型、耗时、token 数和调用状态，并在业务层校验结构化响应是否覆盖必需字段。</w:t>
       </w:r>
     </w:p>
     <w:p>
@@ -8588,7 +8588,7 @@
           <w:rFonts w:ascii="Times New Roman" w:hAnsi="Times New Roman" w:eastAsia="SimSun" w:cs="SimSun"/>
           <w:sz w:val="24"/>
         </w:rPr>
-        <w:t>文章学习允许从一个单词本中选择 1—20 个词条，并设置 150—200、300—500、500—700 或 800—1000 的字数范围，以及基础、适中或挑战难度。后端校验每个词条的用户和词本归属，提取核心词性与含义，按用户、词本、排序后的词汇组合、字数、难度和备注计算哈希。相同条件优先读取 learning_article_study_record，forceRefresh 时新增历史记录而不覆盖旧文章。</w:t>
+        <w:t>文章学习允许从一个单词本中选择 1—20 个词条，并设置 150—200、300—500、500—700 或 800—1000 的字数范围，以及基础、适中或挑战难度。后端校验每个词条的用户和词本归属，提取核心词性与含义，按用户、词本、排序后的词汇组合、字数、难度和备注计算哈希。相同条件优先读取已有文章记录，forceRefresh 时新增历史记录而不覆盖旧文章。</w:t>
       </w:r>
     </w:p>
     <w:p>
@@ -8602,7 +8602,7 @@
           <w:rFonts w:ascii="Times New Roman" w:hAnsi="Times New Roman" w:eastAsia="SimSun" w:cs="SimSun"/>
           <w:sz w:val="24"/>
         </w:rPr>
-        <w:t>english_article 模板要求返回 title、article、translation、vocabulary_focus、grammar_points、key_points、practice 和 study_tips。前端将英文与中文逐段对照，词汇用法、语法点和练习题分别展示，历史列表可重新打开。文章记录属于用户级学习资产，不设计为跨用户公共缓存，避免个性化备注和词汇组合泄露。</w:t>
+        <w:t>english_article 模板要求返回 title、article、translation、vocabulary_focus、grammar_points、key_points、practice 和 study_tips。前端将学习工作区分为“通读文章—词汇精讲—阅读检测”三个阶段，支持仅英文/双语切换、继续上次阶段和专注模式，正文目标词可直接定位到精讲。当前阅读检测以四选一客观题为主，已保存文章历史和学习进度，但尚未覆盖开放题、复杂推理和错因诊断。</w:t>
       </w:r>
     </w:p>
     <w:p>
@@ -8726,7 +8726,7 @@
           <w:rFonts w:ascii="Times New Roman" w:hAnsi="Times New Roman" w:eastAsia="SimSun" w:cs="SimSun"/>
           <w:sz w:val="24"/>
         </w:rPr>
-        <w:t>前端入口 public/app.js 只负责加载模块化应用。public/src/app 包含配置、全局状态、接口服务、事件和外壳；public/src/features 按 profile、study、wordbook、review 和 speech 拆分业务；public/src/shared 提供弹窗、ID 归一、存储、文本和词汇工具。该结构避免把新增逻辑继续堆积到单一入口文件。</w:t>
+        <w:t>前端入口 public/app.js 只负责加载模块化应用。public/src/app 包含配置、全局状态、接口服务、事件和外壳；public/src/features 按 identity、vocabulary、learning、reading、ai、task 和 system 业务域拆分，AI 域再区分 Agent、模型/供应商、会话和 Prompt；public/src/shared 提供弹窗、ID 归一、存储、文本和词汇工具。该结构避免把新增逻辑继续堆积到单一入口文件。</w:t>
       </w:r>
     </w:p>
     <w:p>
@@ -8740,7 +8740,7 @@
           <w:rFonts w:ascii="Times New Roman" w:hAnsi="Times New Roman" w:eastAsia="SimSun" w:cs="SimSun"/>
           <w:sz w:val="24"/>
         </w:rPr>
-        <w:t>登录后主导航仅保留个人信息、单词本、学习和复习。个人信息下包含账户、单词本、Agent 管理、系统日志和 AI 会话。页面采用深色、聚焦卡片的学习空间，导航和主要控制固定，只有目标内容面板滚动。移动端导航以抽屉覆盖，防止把功能页推到视口下方。所有删除和会丢失上下文的跳转使用统一二次确认弹窗，showModal 与 hideModal 同时重置滚动位置。</w:t>
+        <w:t>登录后主导航顺序为个人信息、词汇大挑战、卡片学习、语境精读、单词本和复习。个人信息下包含账户、单词本、学习计划和学习设置；系统治理内容统一进入管理员专属的系统管理。词汇大挑战提供周/月日历、场景摘要、按需加载的文章、待挑战词汇和 Markdown 笔记；语境精读与复习支持专注模式，隐藏左侧导航和顶部栏。单词本词卡弹窗扩宽以展示完整内容，卡片学习定位为快速查词和临时词卡辅助入口。页面采用聚焦卡片的学习空间，导航和主要控制固定，只有目标内容面板滚动。移动端导航以抽屉覆盖，所有删除和会丢失上下文的跳转使用统一二次确认弹窗。</w:t>
       </w:r>
     </w:p>
     <w:p>
@@ -8896,7 +8896,7 @@
           <w:rFonts w:ascii="Times New Roman" w:hAnsi="Times New Roman" w:eastAsia="SimSun" w:cs="SimSun"/>
           <w:sz w:val="24"/>
         </w:rPr>
-        <w:t>系统区分业务日志和技术日志。注册登录、模型配置、Agent 变更、词条加入、单词本操作、复习提交、AI 生成与缓存命中等重要操作写入 learning_system_log；面向业务人员的日志使用可读文案，例如“用户「小明」把单词「abandon」添加到单词本「默认单词本」”。运行参数和排查信息使用 debug 级别，避免在 info 中泄露内部细节。</w:t>
+        <w:t>系统区分接口访问技术日志和用户可见业务审计。ApiAccessLogAspect 通过注解与切面记录接口路径、方法、状态和耗时到 SLF4J；注册登录、模型配置、Agent 变更、词条加入、单词本操作、复习提交、AI 生成与缓存命中等重要操作由 SystemLogService 写入事务内 Outbox，再由提交后异步监听器保存到 learning_system_log，未消费消息由恢复调度器补偿。异步日志失败不回滚已完成的业务操作，业务文案保持可读，例如“用户「小明」把单词「abandon」添加到单词本「默认单词本」”。</w:t>
       </w:r>
     </w:p>
     <w:p>
@@ -8910,7 +8910,7 @@
           <w:rFonts w:ascii="Times New Roman" w:hAnsi="Times New Roman" w:eastAsia="SimSun" w:cs="SimSun"/>
           <w:sz w:val="24"/>
         </w:rPr>
-        <w:t>GlobalExceptionHandler 统一把 LearningAssistantException 转换为业务错误码和可读消息。外部服务异常保留 cause，但响应不暴露栈信息。模型调用记录不保存 Authorization，API Key 日志仅允许使用脱敏值或短指纹。RequestTraceFilter 为请求增加追踪信息，便于关联接口异常和服务端日志。</w:t>
+        <w:t>GlobalExceptionHandler 统一把 LearningAssistantException 转换为业务错误码和可读消息。外部服务异常保留 cause，但响应不暴露栈信息；模型调用记录不保存 Authorization，API Key、JWT、密码、Prompt 和完整模型响应不得在 info 日志中输出。RequestTraceFilter 和异步任务的 MDC 传播保留请求追踪信息，便于关联接口、任务和服务端日志。</w:t>
       </w:r>
     </w:p>
     <w:p>
@@ -8944,7 +8944,7 @@
           <w:rFonts w:ascii="Times New Roman" w:hAnsi="Times New Roman" w:eastAsia="SimSun" w:cs="SimSun"/>
           <w:sz w:val="24"/>
         </w:rPr>
-        <w:t>本次验证在 macOS arm64、Java 17 环境下进行。后端使用 Spring Boot 3.3.6 与 Maven 工程，前端使用模块化 JavaScript。测试方法包括编译验证、JUnit 单元测试、Node.js 语法检查、代码与配置走查以及产品截图核对。由于当前验证环境未连接可公开复现的 MySQL 数据集和真实模型计费账户，本文不虚构缓存命中率、模型响应时间和 100 并发结果，这些指标列入部署阶段专项测试。</w:t>
+        <w:t>本次验证在 macOS arm64、Java 17 环境下进行。后端使用 Spring Boot 3.3.6 与 Maven 工程，前端使用模块化 JavaScript。测试方法包括编译验证、JUnit 单元测试、架构规则测试、Mapper XML 校验、Swagger DTO 中文说明扫描、Node.js 语法检查、Vitest、代码与配置走查以及产品截图核对。由于当前验证环境未连接可公开复现的 MySQL 数据集和真实模型计费账户，本文不虚构缓存命中率、模型响应时间和并发结果，这些指标列入部署阶段专项测试。</w:t>
       </w:r>
     </w:p>
     <w:tbl>
@@ -9212,7 +9212,7 @@
                 <w:b w:val="0"/>
                 <w:sz w:val="21"/>
               </w:rPr>
-              <w:t>Node.js --check</w:t>
+              <w:t>npm run check + Vitest</w:t>
             </w:r>
           </w:p>
         </w:tc>
@@ -9232,7 +9232,7 @@
                 <w:b w:val="0"/>
                 <w:sz w:val="21"/>
               </w:rPr>
-              <w:t>入口、app、features、shared全部JS模块</w:t>
+              <w:t>63 个模块语法检查，3 个文件 15 个测试</w:t>
             </w:r>
           </w:p>
         </w:tc>
@@ -9277,7 +9277,7 @@
                 <w:b w:val="0"/>
                 <w:sz w:val="21"/>
               </w:rPr>
-              <w:t>代码走查 + 现有产品截图</w:t>
+              <w:t>架构与产品核对</w:t>
             </w:r>
           </w:p>
         </w:tc>
@@ -9297,7 +9297,7 @@
                 <w:b w:val="0"/>
                 <w:sz w:val="21"/>
               </w:rPr>
-              <w:t>主流程、模块边界与交互证据</w:t>
+              <w:t>分层/AI 架构、XML、DTO 扫描和浏览器关键交互</w:t>
             </w:r>
           </w:p>
         </w:tc>
@@ -10575,7 +10575,7 @@
           <w:rFonts w:ascii="Times New Roman" w:hAnsi="Times New Roman" w:eastAsia="SimSun" w:cs="SimSun"/>
           <w:sz w:val="24"/>
         </w:rPr>
-        <w:t>执行 Maven 编译命令 mvn -q -DskipTests compile，退出码为 0。随后执行 mvn -q -Dtest=WordbookServiceScheduleTest test，退出码为 0。Surefire 报告显示 tests=3、errors=0、skipped=0、failures=0、总耗时 0.089 s。三个用例分别验证夜间时间顺延到 06:00、睡眠时段提交从 06:00 起算，以及清醒小时跨越午夜时跳过 00:00—06:00。</w:t>
+        <w:t>后端执行 mvn -q -DskipTests compile 和 mvn -q test 均通过。LayeredPackageArchitectureTest、AiPackageArchitectureTest 和 MapperXmlValidationTest 通过；Testcontainers 在 Docker 不可用时按既有逻辑跳过。复习排期单元测试覆盖夜间时间顺延到 06:00、睡眠时段提交从 06:00 起算，以及清醒小时跨午夜跳过 00:00—06:00 等边界。</w:t>
       </w:r>
     </w:p>
     <w:p>
@@ -10589,7 +10589,7 @@
           <w:rFonts w:ascii="Times New Roman" w:hAnsi="Times New Roman" w:eastAsia="SimSun" w:cs="SimSun"/>
           <w:sz w:val="24"/>
         </w:rPr>
-        <w:t>前端使用 Node.js 对 public/app.js、public/src/app、public/src/features 和 public/src/shared 下全部 JavaScript 模块逐一执行 --check，全部退出码为 0。该结果证明当前脚本能够被解析，但不等同于浏览器端所有交互均已自动化测试。</w:t>
+        <w:t>前端执行 npm run check，验证 public/src 下 63 个 JavaScript 模块均可被 Node.js 解析；Vitest 共 3 个文件、15 个测试通过。近期 npm run lint 仅保留 2 项既有未使用函数告警，不影响语法和功能验证；浏览器核对了导航顺序、语境精读/复习专注模式和单词本词卡弹窗宽度。</w:t>
       </w:r>
     </w:p>
     <w:tbl>
@@ -10727,7 +10727,7 @@
                 <w:b w:val="0"/>
                 <w:sz w:val="21"/>
               </w:rPr>
-              <w:t>mvn -q -DskipTests compile</w:t>
+              <w:t>后端编译与测试</w:t>
             </w:r>
           </w:p>
         </w:tc>
@@ -10747,7 +10747,7 @@
                 <w:b w:val="0"/>
                 <w:sz w:val="21"/>
               </w:rPr>
-              <w:t>通过，exit=0</w:t>
+              <w:t>compile/test 通过，架构规则和 XML 校验通过</w:t>
             </w:r>
           </w:p>
         </w:tc>
@@ -10792,7 +10792,7 @@
                 <w:b w:val="0"/>
                 <w:sz w:val="21"/>
               </w:rPr>
-              <w:t>3个JUnit用例</w:t>
+              <w:t>复习排期边界</w:t>
             </w:r>
           </w:p>
         </w:tc>
@@ -10812,7 +10812,7 @@
                 <w:b w:val="0"/>
                 <w:sz w:val="21"/>
               </w:rPr>
-              <w:t>3通过，0失败，0错误</w:t>
+              <w:t>夜间顺延、睡眠时段和跨午夜 3 项通过</w:t>
             </w:r>
           </w:p>
         </w:tc>
@@ -10857,7 +10857,7 @@
                 <w:b w:val="0"/>
                 <w:sz w:val="21"/>
               </w:rPr>
-              <w:t>全部入口、app、features、shared模块</w:t>
+              <w:t>前端模块与测试</w:t>
             </w:r>
           </w:p>
         </w:tc>
@@ -10877,7 +10877,7 @@
                 <w:b w:val="0"/>
                 <w:sz w:val="21"/>
               </w:rPr>
-              <w:t>通过，exit=0</w:t>
+              <w:t>63 个模块通过 check，Vitest 15 项通过</w:t>
             </w:r>
           </w:p>
         </w:tc>
@@ -10922,7 +10922,7 @@
                 <w:b w:val="0"/>
                 <w:sz w:val="21"/>
               </w:rPr>
-              <w:t>4个唯一界面证据</w:t>
+              <w:t>产品交互核对</w:t>
             </w:r>
           </w:p>
         </w:tc>
@@ -10942,7 +10942,7 @@
                 <w:b w:val="0"/>
                 <w:sz w:val="21"/>
               </w:rPr>
-              <w:t>账户、Agent、单词本、确认弹窗可核对</w:t>
+              <w:t>导航、专注模式、弹窗宽度和核心学习流程通过</w:t>
             </w:r>
           </w:p>
         </w:tc>
@@ -11032,7 +11032,7 @@
           <w:rFonts w:ascii="Times New Roman" w:hAnsi="Times New Roman" w:eastAsia="SimSun" w:cs="SimSun"/>
           <w:sz w:val="24"/>
         </w:rPr>
-        <w:t>当前证据表明，系统核心代码可以编译，时间排期边界具有自动化测试，前端模块不存在语法错误，主要业务链路在代码、数据库脚本和产品界面中形成闭环。公共缓存减少重复模型调用，个人快照解决跨用户刷新导致的内容覆盖，场景会话减少无意义会话膨胀，统一日志提高可追踪性。</w:t>
+        <w:t>当前证据表明，系统核心代码可以编译，分层架构和 Mapper XML 约束具有自动化验证，前端模块不存在语法错误，主要业务链路在代码、数据库脚本和产品界面中形成闭环。公共词本导入与增量关联分析、个人学习计划、场景化词汇大挑战、异步任务、权限与审计均已落地；摘要优先和按需加载降低了学习页面首屏负担。公共缓存减少重复模型调用，个人快照解决跨用户刷新导致的内容覆盖，精简动作上下文避免长期会话膨胀，统一日志提高可追踪性。</w:t>
       </w:r>
     </w:p>
     <w:p>
@@ -11203,7 +11203,7 @@
                 <w:b w:val="0"/>
                 <w:sz w:val="21"/>
               </w:rPr>
-              <w:t>支持任意OpenAI-compatible配置；界面示例含DeepSeek、Kimi</w:t>
+              <w:t>多模型接入</w:t>
             </w:r>
           </w:p>
         </w:tc>
@@ -11223,7 +11223,7 @@
                 <w:b w:val="0"/>
                 <w:sz w:val="21"/>
               </w:rPr>
-              <w:t>架构满足，需逐供应商联调</w:t>
+              <w:t>DeepSeek/Kimi 模型定义、适配器和解析器已分离；仍需真实账户压测</w:t>
             </w:r>
           </w:p>
         </w:tc>
@@ -11268,7 +11268,7 @@
                 <w:b w:val="0"/>
                 <w:sz w:val="21"/>
               </w:rPr>
-              <w:t>唯一归一化缓存与命中逻辑已实现</w:t>
+              <w:t>上下文控制</w:t>
             </w:r>
           </w:p>
         </w:tc>
@@ -11288,7 +11288,7 @@
                 <w:b w:val="0"/>
                 <w:sz w:val="21"/>
               </w:rPr>
-              <w:t>需真实词汇分布统计</w:t>
+              <w:t>动作上下文精简、按模型预算并在约 90% 容量前拆分或拒绝</w:t>
             </w:r>
           </w:p>
         </w:tc>
@@ -11333,7 +11333,7 @@
                 <w:b w:val="0"/>
                 <w:sz w:val="21"/>
               </w:rPr>
-              <w:t>记录cost_time字段</w:t>
+              <w:t>异步与审计</w:t>
             </w:r>
           </w:p>
         </w:tc>
@@ -11353,7 +11353,7 @@
                 <w:b w:val="0"/>
                 <w:sz w:val="21"/>
               </w:rPr>
-              <w:t>受供应商与网络影响，需部署测量</w:t>
+              <w:t>AI 任务、Outbox 日志和恢复调度已实现；仍需故障注入验证</w:t>
             </w:r>
           </w:p>
         </w:tc>
@@ -11712,7 +11712,7 @@
           <w:rFonts w:ascii="Times New Roman" w:hAnsi="Times New Roman" w:eastAsia="SimSun" w:cs="SimSun"/>
           <w:sz w:val="24"/>
         </w:rPr>
-        <w:t>局限主要有四点：第一，当前复习算法参数固定，尚未根据用户真实遗忘数据自适应；第二，大模型仍可能生成不准确内容，系统虽保留原始响应和刷新入口，但缺少人工审核评分；第三，性能、容量和多供应商真实响应需要在具备数据库与模型账户的环境中压测；第四，密码哈希虽加盐，但生产环境应采用抗暴力破解能力更强的专用算法。上述局限不影响当前学习闭环的实现，但构成后续迭代重点。</w:t>
+        <w:t>局限主要有五点：第一，当前复习算法参数固定，尚未根据用户真实遗忘数据自适应；第二，大模型仍可能生成不准确内容，系统虽保留原始响应和刷新入口，但缺少人工审核评分与版本比较；第三，阅读检测目前以客观题为主，缺少开放题、推理题和错因诊断；第四，性能、容量、成本和多供应商真实响应需要在具备数据库与模型账户的环境中压测；第五，密码哈希虽加盐，但生产环境应采用抗暴力破解能力更强的专用算法。上述局限不影响当前学习闭环的实现，但构成后续迭代重点。</w:t>
       </w:r>
     </w:p>
     <w:p>
@@ -11746,7 +11746,7 @@
           <w:rFonts w:ascii="Times New Roman" w:hAnsi="Times New Roman" w:eastAsia="SimSun" w:cs="SimSun"/>
           <w:sz w:val="24"/>
         </w:rPr>
-        <w:t>本文围绕“如何把大模型生成能力转化为可持续学习资产”这一问题，完成了英语学习助手的需求分析、架构设计、数据库设计、核心实现和验证。系统以 OpenAI-compatible 接口实现多模型接入，以 Agent、Prompt 和场景会话组织 AI 调用，以结构化 JSON 约束词汇卡与文章材料，以归一化公共缓存减少重复成本，并通过个人快照保护用户已有学习内容。</w:t>
+        <w:t>本文围绕“如何把大模型生成能力转化为可持续学习资产”这一问题，完成了英语学习助手的需求分析、架构设计、数据库设计、核心实现和验证。系统以 OpenAI-compatible 接口实现多模型接入，以 Agent、Prompt 和场景会话组织 AI 调用，以结构化 JSON 约束词汇卡、场景材料和阅读材料，以公共词本关联分析支持相关词群编排，以归一化缓存减少重复成本，并通过个人快照保护用户已有学习内容。</w:t>
       </w:r>
     </w:p>
     <w:p>
@@ -11760,7 +11760,7 @@
           <w:rFonts w:ascii="Times New Roman" w:hAnsi="Times New Roman" w:eastAsia="SimSun" w:cs="SimSun"/>
           <w:sz w:val="24"/>
         </w:rPr>
-        <w:t>在学习闭环方面，系统实现了查词、学习卡、单词本、笔记、文章语境、跟敲练习和间隔复习；在工程质量方面，实现了 JWT 鉴权、AES-GCM 密钥加密、ID 字符串化、枚举约束、统一业务异常、审计字段和业务日志。编译、单元测试与前端语法检查结果表明当前实现具备可运行基础。</w:t>
+        <w:t>在学习闭环方面，系统实现了公共词表导入、个人学习计划、场景化词汇大挑战、词汇检查、单词本词卡、Markdown 笔记、文章语境、跟敲练习和间隔复习；在工程质量方面，实现了普通用户/管理员权限、JWT 鉴权、AES-GCM 密钥加密、ID 字符串化、枚举约束、统一业务异常、Outbox 异步日志、AI 异步任务和业务审计。编译、架构测试、单元测试与前端语法检查结果表明当前实现具备可运行基础。</w:t>
       </w:r>
     </w:p>
     <w:p>
@@ -11786,7 +11786,7 @@
           <w:rFonts w:ascii="Times New Roman" w:hAnsi="Times New Roman" w:eastAsia="SimSun" w:cs="SimSun"/>
           <w:sz w:val="24"/>
         </w:rPr>
-        <w:t>后续工作可从五个方向展开。第一，引入基于实际回忆质量、间隔和词汇难度的自适应算法，并以 A/B 测试评估长期留存；第二，增加批量词表导入、测验题、错题本和学习目标管理；第三，为模型生成内容增加事实核验、用户纠错和版本比较；第四，使用 Flyway 或 Liquibase 管理数据库迁移，并补充接口集成测试、前端端到端测试和性能监控；第五，将现有场景框架扩展到编程学习、专业文献阅读、写作与口语训练。</w:t>
+        <w:t>后续工作可从五个方向展开。第一，引入基于实际回忆质量、间隔和词汇难度的自适应算法，并以 A/B 测试评估长期留存；第二，为模型生成内容增加人工纠错、质量评分、事实核验和版本比较；第三，将阅读检测扩展为细节定位、推理、开放题与错因诊断；第四，使用真实数据库和真实供应商账户补充接口集成、端到端、性能、成本和容错压测；第五，将现有场景框架扩展到多模态听说训练、专业文献阅读和写作，并持续开展真实用户研究。</w:t>
       </w:r>
     </w:p>
     <w:p>
@@ -12267,7 +12267,7 @@
                 <w:b w:val="0"/>
                 <w:sz w:val="21"/>
               </w:rPr>
-              <w:t>当前用户资料</w:t>
+              <w:t>当前用户与角色</w:t>
             </w:r>
           </w:p>
         </w:tc>
@@ -12332,7 +12332,7 @@
                 <w:b w:val="0"/>
                 <w:sz w:val="21"/>
               </w:rPr>
-              <w:t>模型配置管理</w:t>
+              <w:t>管理员模型管理</w:t>
             </w:r>
           </w:p>
         </w:tc>
@@ -12357,7 +12357,7 @@
                 <w:b w:val="0"/>
                 <w:sz w:val="21"/>
               </w:rPr>
-              <w:t>GET/PUT</w:t>
+              <w:t>POST</w:t>
             </w:r>
           </w:p>
         </w:tc>
@@ -12377,7 +12377,7 @@
                 <w:b w:val="0"/>
                 <w:sz w:val="21"/>
               </w:rPr>
-              <w:t>/api/v1/ai/prompt-templates/{id}</w:t>
+              <w:t>/api/v1/ai/model-configs/{id}/connection-test</w:t>
             </w:r>
           </w:p>
         </w:tc>
@@ -12397,7 +12397,7 @@
                 <w:b w:val="0"/>
                 <w:sz w:val="21"/>
               </w:rPr>
-              <w:t>Prompt模板查询与修改</w:t>
+              <w:t>低成本模型连接测试</w:t>
             </w:r>
           </w:p>
         </w:tc>
@@ -12422,7 +12422,7 @@
                 <w:b w:val="0"/>
                 <w:sz w:val="21"/>
               </w:rPr>
-              <w:t>POST</w:t>
+              <w:t>GET/POST/PUT</w:t>
             </w:r>
           </w:p>
         </w:tc>
@@ -12442,7 +12442,7 @@
                 <w:b w:val="0"/>
                 <w:sz w:val="21"/>
               </w:rPr>
-              <w:t>/api/v1/english/vocabularies/study</w:t>
+              <w:t>/api/v1/ai/agents</w:t>
             </w:r>
           </w:p>
         </w:tc>
@@ -12462,7 +12462,7 @@
                 <w:b w:val="0"/>
                 <w:sz w:val="21"/>
               </w:rPr>
-              <w:t>词汇学习与缓存</w:t>
+              <w:t>Agent 与模板管理</w:t>
             </w:r>
           </w:p>
         </w:tc>
@@ -12487,7 +12487,7 @@
                 <w:b w:val="0"/>
                 <w:sz w:val="21"/>
               </w:rPr>
-              <w:t>GET</w:t>
+              <w:t>POST</w:t>
             </w:r>
           </w:p>
         </w:tc>
@@ -12507,7 +12507,7 @@
                 <w:b w:val="0"/>
                 <w:sz w:val="21"/>
               </w:rPr>
-              <w:t>/api/v1/english/vocabularies/{term}/best-match</w:t>
+              <w:t>/api/v1/english/vocabularies/study</w:t>
             </w:r>
           </w:p>
         </w:tc>
@@ -12527,7 +12527,7 @@
                 <w:b w:val="0"/>
                 <w:sz w:val="21"/>
               </w:rPr>
-              <w:t>最佳匹配</w:t>
+              <w:t>词卡生成与缓存</w:t>
             </w:r>
           </w:p>
         </w:tc>
@@ -12592,7 +12592,7 @@
                 <w:b w:val="0"/>
                 <w:sz w:val="21"/>
               </w:rPr>
-              <w:t>单词本查询与创建</w:t>
+              <w:t>单词本与公共词本</w:t>
             </w:r>
           </w:p>
         </w:tc>
@@ -12657,7 +12657,7 @@
                 <w:b w:val="0"/>
                 <w:sz w:val="21"/>
               </w:rPr>
-              <w:t>加入单词本</w:t>
+              <w:t>加入个人单词本</w:t>
             </w:r>
           </w:p>
         </w:tc>
@@ -12682,7 +12682,7 @@
                 <w:b w:val="0"/>
                 <w:sz w:val="21"/>
               </w:rPr>
-              <w:t>PUT</w:t>
+              <w:t>POST</w:t>
             </w:r>
           </w:p>
         </w:tc>
@@ -12702,7 +12702,7 @@
                 <w:b w:val="0"/>
                 <w:sz w:val="21"/>
               </w:rPr>
-              <w:t>/api/v1/learning/wordbook-entries/{entryId}</w:t>
+              <w:t>/api/v1/learning/plans</w:t>
             </w:r>
           </w:p>
         </w:tc>
@@ -12722,7 +12722,7 @@
                 <w:b w:val="0"/>
                 <w:sz w:val="21"/>
               </w:rPr>
-              <w:t>更新状态或笔记</w:t>
+              <w:t>创建学习计划</w:t>
             </w:r>
           </w:p>
         </w:tc>
@@ -12767,7 +12767,7 @@
                 <w:b w:val="0"/>
                 <w:sz w:val="21"/>
               </w:rPr>
-              <w:t>/api/v1/learning/reviews/due</w:t>
+              <w:t>/api/v1/learning/plans/{planId}/calendar</w:t>
             </w:r>
           </w:p>
         </w:tc>
@@ -12787,7 +12787,7 @@
                 <w:b w:val="0"/>
                 <w:sz w:val="21"/>
               </w:rPr>
-              <w:t>查询待复习词条</w:t>
+              <w:t>周/月场景摘要</w:t>
             </w:r>
           </w:p>
         </w:tc>
@@ -12832,7 +12832,7 @@
                 <w:b w:val="0"/>
                 <w:sz w:val="21"/>
               </w:rPr>
-              <w:t>/api/v1/learning/reviews/restart</w:t>
+              <w:t>/api/v1/learning/plans/{planId}/units/{unitId}</w:t>
             </w:r>
           </w:p>
         </w:tc>
@@ -12852,7 +12852,7 @@
                 <w:b w:val="0"/>
                 <w:sz w:val="21"/>
               </w:rPr>
-              <w:t>重新生成本轮队列</w:t>
+              <w:t>按需加载场景材料</w:t>
             </w:r>
           </w:p>
         </w:tc>
@@ -12897,7 +12897,7 @@
                 <w:b w:val="0"/>
                 <w:sz w:val="21"/>
               </w:rPr>
-              <w:t>/api/v1/learning/reviews/{entryId}</w:t>
+              <w:t>/api/v1/learning/plans/{planId}/units/{unitId}/assessments</w:t>
             </w:r>
           </w:p>
         </w:tc>
@@ -12917,7 +12917,7 @@
                 <w:b w:val="0"/>
                 <w:sz w:val="21"/>
               </w:rPr>
-              <w:t>提交复习结果</w:t>
+              <w:t>词汇挑战与学习记录</w:t>
             </w:r>
           </w:p>
         </w:tc>
@@ -12982,7 +12982,7 @@
                 <w:b w:val="0"/>
                 <w:sz w:val="21"/>
               </w:rPr>
-              <w:t>文章学习</w:t>
+              <w:t>语境精读文章</w:t>
             </w:r>
           </w:p>
         </w:tc>
@@ -13027,27 +13027,123 @@
                 <w:b w:val="0"/>
                 <w:sz w:val="21"/>
               </w:rPr>
+              <w:t>/api/v1/learning/reviews/due</w:t>
+            </w:r>
+          </w:p>
+        </w:tc>
+        <w:tc>
+          <w:tcPr>
+            <w:tcW w:w="2154" w:type="dxa"/>
+            <w:vAlign w:val="center"/>
+          </w:tcPr>
+          <w:p>
+            <w:pPr>
+              <w:spacing w:before="0" w:after="0" w:line="276" w:lineRule="auto"/>
+              <w:jc w:val="left"/>
+            </w:pPr>
+            <w:r>
+              <w:rPr>
+                <w:rFonts w:ascii="Times New Roman" w:hAnsi="Times New Roman" w:eastAsia="SimSun" w:cs="SimSun"/>
+                <w:b w:val="0"/>
+                <w:sz w:val="21"/>
+              </w:rPr>
+              <w:t>到期复习队列</w:t>
+            </w:r>
+          </w:p>
+        </w:tc>
+      </w:tr>
+      <w:tr>
+        <w:tc>
+          <w:tcPr>
+            <w:tcW w:type="dxa" w:w="1247"/>
+          </w:tcPr>
+          <w:p>
+            <w:r>
+              <w:t>POST</w:t>
+            </w:r>
+          </w:p>
+        </w:tc>
+        <w:tc>
+          <w:tcPr>
+            <w:tcW w:type="dxa" w:w="4876"/>
+          </w:tcPr>
+          <w:p>
+            <w:r>
+              <w:t>/api/v1/learning/reviews/{entryId}</w:t>
+            </w:r>
+          </w:p>
+        </w:tc>
+        <w:tc>
+          <w:tcPr>
+            <w:tcW w:type="dxa" w:w="2154"/>
+          </w:tcPr>
+          <w:p>
+            <w:r>
+              <w:t>提交复习结果</w:t>
+            </w:r>
+          </w:p>
+        </w:tc>
+      </w:tr>
+      <w:tr>
+        <w:tc>
+          <w:tcPr>
+            <w:tcW w:type="dxa" w:w="1247"/>
+          </w:tcPr>
+          <w:p>
+            <w:r>
+              <w:t>GET/POST</w:t>
+            </w:r>
+          </w:p>
+        </w:tc>
+        <w:tc>
+          <w:tcPr>
+            <w:tcW w:type="dxa" w:w="4876"/>
+          </w:tcPr>
+          <w:p>
+            <w:r>
+              <w:t>/api/v1/ai/tasks</w:t>
+            </w:r>
+          </w:p>
+        </w:tc>
+        <w:tc>
+          <w:tcPr>
+            <w:tcW w:type="dxa" w:w="2154"/>
+          </w:tcPr>
+          <w:p>
+            <w:r>
+              <w:t>AI 异步任务监控</w:t>
+            </w:r>
+          </w:p>
+        </w:tc>
+      </w:tr>
+      <w:tr>
+        <w:tc>
+          <w:tcPr>
+            <w:tcW w:type="dxa" w:w="1247"/>
+          </w:tcPr>
+          <w:p>
+            <w:r>
+              <w:t>GET</w:t>
+            </w:r>
+          </w:p>
+        </w:tc>
+        <w:tc>
+          <w:tcPr>
+            <w:tcW w:type="dxa" w:w="4876"/>
+          </w:tcPr>
+          <w:p>
+            <w:r>
               <w:t>/api/v1/learning/system-logs</w:t>
             </w:r>
           </w:p>
         </w:tc>
         <w:tc>
           <w:tcPr>
-            <w:tcW w:w="2154" w:type="dxa"/>
-            <w:vAlign w:val="center"/>
-          </w:tcPr>
-          <w:p>
-            <w:pPr>
-              <w:spacing w:before="0" w:after="0" w:line="276" w:lineRule="auto"/>
-              <w:jc w:val="left"/>
-            </w:pPr>
-            <w:r>
-              <w:rPr>
-                <w:rFonts w:ascii="Times New Roman" w:hAnsi="Times New Roman" w:eastAsia="SimSun" w:cs="SimSun"/>
-                <w:b w:val="0"/>
-                <w:sz w:val="21"/>
-              </w:rPr>
-              <w:t>系统日志</w:t>
+            <w:tcW w:type="dxa" w:w="2154"/>
+          </w:tcPr>
+          <w:p>
+            <w:r>
+              <w:t>管理员系统日志</w:t>
             </w:r>
           </w:p>
         </w:tc>

--- a/chandler26-jdk17-learning-assistant/docs/基于大模型的英语学习助手-毕业论文.docx
+++ b/chandler26-jdk17-learning-assistant/docs/基于大模型的英语学习助手-毕业论文.docx
@@ -4,7 +4,7 @@
   <w:body>
     <w:p>
       <w:pPr>
-        <w:pStyle w:val="8"/>
+        <w:pStyle w:val="6"/>
         <w:jc w:val="both"/>
         <w:rPr>
           <w:rFonts w:hint="eastAsia"/>
@@ -13,7 +13,7 @@
     </w:p>
     <w:p>
       <w:pPr>
-        <w:pStyle w:val="8"/>
+        <w:pStyle w:val="6"/>
         <w:rPr>
           <w:rFonts w:hint="eastAsia"/>
         </w:rPr>
@@ -32,7 +32,7 @@
     </w:p>
     <w:p>
       <w:pPr>
-        <w:pStyle w:val="8"/>
+        <w:pStyle w:val="6"/>
         <w:rPr>
           <w:rFonts w:hint="eastAsia" w:ascii="Albertus Medium" w:hAnsi="Albertus Medium" w:eastAsia="楷体_GB2312"/>
           <w:sz w:val="72"/>
@@ -54,7 +54,7 @@
     </w:p>
     <w:p>
       <w:pPr>
-        <w:pStyle w:val="8"/>
+        <w:pStyle w:val="6"/>
         <w:rPr>
           <w:rFonts w:hint="eastAsia"/>
         </w:rPr>
@@ -62,7 +62,7 @@
     </w:p>
     <w:p>
       <w:pPr>
-        <w:pStyle w:val="8"/>
+        <w:pStyle w:val="6"/>
         <w:rPr>
           <w:rFonts w:hint="eastAsia" w:eastAsia="华文新魏"/>
           <w:b w:val="0"/>
@@ -212,7 +212,7 @@
         <w:spacing w:line="360" w:lineRule="auto"/>
         <w:ind w:firstLine="1800"/>
         <w:rPr>
-          <w:rFonts w:hint="eastAsia" w:eastAsia="SimHei"/>
+          <w:rFonts w:hint="eastAsia" w:eastAsia="黑体"/>
           <w:b/>
           <w:sz w:val="28"/>
           <w:szCs w:val="28"/>
@@ -237,7 +237,7 @@
       </w:r>
       <w:r>
         <w:rPr>
-          <w:rFonts w:hint="eastAsia" w:eastAsia="SimHei"/>
+          <w:rFonts w:hint="eastAsia" w:eastAsia="黑体"/>
           <w:b/>
           <w:sz w:val="28"/>
           <w:szCs w:val="28"/>
@@ -246,7 +246,7 @@
       </w:r>
       <w:r>
         <w:rPr>
-          <w:rFonts w:hint="eastAsia" w:eastAsia="SimHei"/>
+          <w:rFonts w:hint="eastAsia" w:eastAsia="黑体"/>
           <w:b/>
           <w:sz w:val="28"/>
           <w:szCs w:val="28"/>
@@ -263,7 +263,7 @@
         <w:spacing w:line="360" w:lineRule="auto"/>
         <w:ind w:firstLine="1800"/>
         <w:rPr>
-          <w:rFonts w:hint="default" w:eastAsia="SimHei"/>
+          <w:rFonts w:hint="default" w:eastAsia="黑体"/>
           <w:b/>
           <w:sz w:val="28"/>
           <w:szCs w:val="28"/>
@@ -288,7 +288,7 @@
       </w:r>
       <w:r>
         <w:rPr>
-          <w:rFonts w:hint="eastAsia" w:eastAsia="SimHei"/>
+          <w:rFonts w:hint="eastAsia" w:eastAsia="黑体"/>
           <w:b/>
           <w:sz w:val="28"/>
           <w:szCs w:val="28"/>
@@ -297,13 +297,13 @@
       </w:r>
       <w:r>
         <w:rPr>
-          <w:rFonts w:hint="eastAsia" w:eastAsia="SimHei"/>
+          <w:rFonts w:hint="eastAsia" w:eastAsia="黑体"/>
           <w:b/>
           <w:sz w:val="28"/>
           <w:szCs w:val="28"/>
           <w:lang w:val="en-US" w:eastAsia="zh-CN"/>
         </w:rPr>
-        <w:t xml:space="preserve">       2023</w:t>
+        <w:t xml:space="preserve">          2023</w:t>
       </w:r>
     </w:p>
     <w:p>
@@ -314,7 +314,7 @@
         <w:spacing w:line="360" w:lineRule="auto"/>
         <w:ind w:firstLine="1800"/>
         <w:rPr>
-          <w:rFonts w:hint="default" w:eastAsia="SimHei"/>
+          <w:rFonts w:hint="default" w:eastAsia="黑体"/>
           <w:b/>
           <w:sz w:val="28"/>
           <w:szCs w:val="28"/>
@@ -339,7 +339,7 @@
       </w:r>
       <w:r>
         <w:rPr>
-          <w:rFonts w:hint="eastAsia" w:eastAsia="SimHei"/>
+          <w:rFonts w:hint="eastAsia" w:eastAsia="黑体"/>
           <w:b/>
           <w:sz w:val="28"/>
           <w:szCs w:val="28"/>
@@ -348,13 +348,13 @@
       </w:r>
       <w:r>
         <w:rPr>
-          <w:rFonts w:hint="eastAsia" w:eastAsia="SimHei"/>
+          <w:rFonts w:hint="eastAsia" w:eastAsia="黑体"/>
           <w:b/>
           <w:sz w:val="28"/>
           <w:szCs w:val="28"/>
           <w:lang w:val="en-US" w:eastAsia="zh-CN"/>
         </w:rPr>
-        <w:t xml:space="preserve">        02</w:t>
+        <w:t xml:space="preserve">          02</w:t>
       </w:r>
     </w:p>
     <w:p>
@@ -365,7 +365,7 @@
         <w:spacing w:line="360" w:lineRule="auto"/>
         <w:ind w:firstLine="1800"/>
         <w:rPr>
-          <w:rFonts w:hint="default" w:eastAsia="SimHei"/>
+          <w:rFonts w:hint="default" w:eastAsia="黑体"/>
           <w:b/>
           <w:sz w:val="28"/>
           <w:szCs w:val="28"/>
@@ -390,7 +390,7 @@
       </w:r>
       <w:r>
         <w:rPr>
-          <w:rFonts w:hint="eastAsia" w:eastAsia="SimHei"/>
+          <w:rFonts w:hint="eastAsia" w:eastAsia="黑体"/>
           <w:b/>
           <w:sz w:val="28"/>
           <w:szCs w:val="28"/>
@@ -399,7 +399,7 @@
       </w:r>
       <w:r>
         <w:rPr>
-          <w:rFonts w:eastAsia="SimHei"/>
+          <w:rFonts w:eastAsia="黑体"/>
           <w:b/>
           <w:sz w:val="28"/>
           <w:szCs w:val="28"/>
@@ -408,7 +408,7 @@
       </w:r>
       <w:r>
         <w:rPr>
-          <w:rFonts w:hint="eastAsia" w:eastAsia="SimHei"/>
+          <w:rFonts w:hint="eastAsia" w:eastAsia="黑体"/>
           <w:b/>
           <w:sz w:val="28"/>
           <w:szCs w:val="28"/>
@@ -417,7 +417,7 @@
       </w:r>
       <w:r>
         <w:rPr>
-          <w:rFonts w:eastAsia="SimHei"/>
+          <w:rFonts w:eastAsia="黑体"/>
           <w:b/>
           <w:sz w:val="28"/>
           <w:szCs w:val="28"/>
@@ -426,13 +426,33 @@
       </w:r>
       <w:r>
         <w:rPr>
-          <w:rFonts w:hint="eastAsia" w:eastAsia="SimHei"/>
+          <w:rFonts w:hint="eastAsia" w:eastAsia="黑体"/>
           <w:b/>
           <w:sz w:val="28"/>
           <w:szCs w:val="28"/>
           <w:lang w:val="en-US" w:eastAsia="zh-CN"/>
         </w:rPr>
-        <w:t xml:space="preserve">     234A0776</w:t>
+        <w:t xml:space="preserve">          </w:t>
+      </w:r>
+      <w:r>
+        <w:rPr>
+          <w:rFonts w:hint="eastAsia" w:eastAsia="黑体"/>
+          <w:b/>
+          <w:sz w:val="28"/>
+          <w:szCs w:val="28"/>
+          <w:lang w:val="en-US" w:eastAsia="zh-CN"/>
+        </w:rPr>
+        <w:t>2</w:t>
+      </w:r>
+      <w:r>
+        <w:rPr>
+          <w:rFonts w:hint="eastAsia" w:eastAsia="黑体"/>
+          <w:b/>
+          <w:sz w:val="28"/>
+          <w:szCs w:val="28"/>
+          <w:lang w:val="en-US" w:eastAsia="zh-CN"/>
+        </w:rPr>
+        <w:t>34A0776</w:t>
       </w:r>
     </w:p>
     <w:p>
@@ -440,7 +460,7 @@
         <w:spacing w:line="360" w:lineRule="auto"/>
         <w:ind w:firstLine="1800"/>
         <w:rPr>
-          <w:rFonts w:hint="default" w:eastAsia="SimHei"/>
+          <w:rFonts w:hint="default" w:eastAsia="黑体"/>
           <w:b/>
           <w:sz w:val="28"/>
           <w:szCs w:val="28"/>
@@ -465,7 +485,7 @@
       </w:r>
       <w:r>
         <w:rPr>
-          <w:rFonts w:hint="eastAsia" w:eastAsia="SimHei"/>
+          <w:rFonts w:hint="eastAsia" w:eastAsia="黑体"/>
           <w:b/>
           <w:sz w:val="28"/>
           <w:szCs w:val="28"/>
@@ -474,7 +494,7 @@
       </w:r>
       <w:r>
         <w:rPr>
-          <w:rFonts w:eastAsia="SimHei"/>
+          <w:rFonts w:eastAsia="黑体"/>
           <w:b/>
           <w:sz w:val="28"/>
           <w:szCs w:val="28"/>
@@ -483,7 +503,7 @@
       </w:r>
       <w:r>
         <w:rPr>
-          <w:rFonts w:hint="eastAsia" w:eastAsia="SimHei"/>
+          <w:rFonts w:hint="eastAsia" w:eastAsia="黑体"/>
           <w:b/>
           <w:sz w:val="28"/>
           <w:szCs w:val="28"/>
@@ -533,7 +553,7 @@
       </w:r>
       <w:r>
         <w:rPr>
-          <w:rFonts w:hint="eastAsia" w:eastAsia="SimHei"/>
+          <w:rFonts w:hint="eastAsia" w:eastAsia="黑体"/>
           <w:b/>
           <w:sz w:val="28"/>
           <w:szCs w:val="28"/>
@@ -584,7 +604,7 @@
       </w:pPr>
       <w:r>
         <w:rPr>
-          <w:rFonts w:ascii="Times New Roman" w:hAnsi="Times New Roman" w:eastAsia="SimHei" w:cs="SimHei"/>
+          <w:rFonts w:ascii="Times New Roman" w:hAnsi="Times New Roman" w:eastAsia="黑体" w:cs="黑体"/>
           <w:b/>
           <w:sz w:val="32"/>
         </w:rPr>
@@ -706,11 +726,50 @@
       </w:pPr>
       <w:r>
         <w:rPr>
-          <w:rFonts w:ascii="Times New Roman" w:hAnsi="Times New Roman" w:eastAsia="SimHei" w:cs="SimHei"/>
+          <w:rFonts w:ascii="Times New Roman" w:hAnsi="Times New Roman" w:eastAsia="黑体" w:cs="黑体"/>
           <w:b/>
           <w:sz w:val="32"/>
         </w:rPr>
-        <w:t>基于大模型的英语学习助手</w:t>
+        <w:t>摘  要</w:t>
+      </w:r>
+    </w:p>
+    <w:p>
+      <w:pPr>
+        <w:spacing w:after="0" w:line="360" w:lineRule="auto"/>
+        <w:ind w:firstLine="480"/>
+        <w:jc w:val="both"/>
+      </w:pPr>
+      <w:r>
+        <w:rPr>
+          <w:rFonts w:ascii="Times New Roman" w:hAnsi="Times New Roman" w:eastAsia="SimSun" w:cs="SimSun"/>
+          <w:sz w:val="24"/>
+        </w:rPr>
+        <w:t>针对传统英语学习工具内容固定、通用大模型输出难以沉淀、学习资料与复习计划相互割裂等问题，本文设计并实现了一套基于大语言模型的英语学习助手。系统采用前后端分离架构，后端基于 Java 17、Spring Boot、Spring Security、JWT、MyBatis-Plus 和 MySQL，前端采用 HTML、CSS 与模块化 JavaScript。系统通过 OpenAI-compatible 接口接入多家模型供应商，以 Agent、Prompt 模板和学习场景会话组织模型调用，将词义、音标、双语例句、搭配、相关词和记忆提示约束为结构化 JSON。为降低重复调用成本，系统按归一化词条建立公共 AI 缓存；用户把词汇加入单词本时保存个人学习卡快照，使公共缓存刷新不会覆盖个人笔记、熟练度与复习进度。在此基础上，系统实现了多单词本管理、拼写容错、文章语境学习、共享 Markdown 笔记、字母跟敲和间隔复习。复习排期采用 0、1、2、4、7、15、30、60 天的阶段间隔，并对 00:00—06:00 睡眠时段进行顺延保护。安全方面使用无状态 JWT 认证、AES-GCM 加密模型 API Key、字段脱敏以及服务端业务日志审计。测试结果表明，项目在 Java 17 环境下能够完成编译，复习排期 3 个单元测试全部通过，前端全部 JavaScript 模块通过语法检查；功能走查覆盖注册登录、词汇生成与缓存、加入单词本、文章学习、复习提交和模型配置等主流程。研究表明，将生成式内容、个人知识资产和检索练习组织为一个持续闭环，能够为大模型在垂直学习场景中的工程化应用提供可复用思路。</w:t>
+      </w:r>
+    </w:p>
+    <w:p>
+      <w:pPr>
+        <w:spacing w:before="240"/>
+      </w:pPr>
+      <w:r>
+        <w:rPr>
+          <w:rFonts w:ascii="Times New Roman" w:hAnsi="Times New Roman" w:eastAsia="SimSun" w:cs="SimSun"/>
+          <w:b/>
+          <w:sz w:val="24"/>
+        </w:rPr>
+        <w:t>关键词：</w:t>
+      </w:r>
+      <w:r>
+        <w:rPr>
+          <w:rFonts w:ascii="Times New Roman" w:hAnsi="Times New Roman" w:eastAsia="SimSun" w:cs="SimSun"/>
+          <w:sz w:val="24"/>
+        </w:rPr>
+        <w:t>大语言模型；英语词汇学习；间隔重复；Spring Boot；个性化学习</w:t>
+      </w:r>
+    </w:p>
+    <w:p>
+      <w:r>
+        <w:br w:type="page"/>
       </w:r>
     </w:p>
     <w:p>
@@ -721,25 +780,24 @@
       </w:pPr>
       <w:r>
         <w:rPr>
-          <w:rFonts w:ascii="Times New Roman" w:hAnsi="Times New Roman" w:eastAsia="SimHei" w:cs="SimHei"/>
+          <w:rFonts w:ascii="Times New Roman" w:hAnsi="Times New Roman" w:eastAsia="Times New Roman" w:cs="Times New Roman"/>
           <w:b/>
           <w:sz w:val="32"/>
         </w:rPr>
-        <w:t>摘  要</w:t>
-      </w:r>
-    </w:p>
-    <w:p>
-      <w:pPr>
-        <w:spacing w:after="0" w:line="360" w:lineRule="auto"/>
-        <w:ind w:firstLine="480"/>
+        <w:t>ABSTRACT</w:t>
+      </w:r>
+    </w:p>
+    <w:p>
+      <w:pPr>
+        <w:spacing w:after="0" w:line="324" w:lineRule="auto"/>
         <w:jc w:val="both"/>
       </w:pPr>
       <w:r>
         <w:rPr>
-          <w:rFonts w:ascii="Times New Roman" w:hAnsi="Times New Roman" w:eastAsia="SimSun" w:cs="SimSun"/>
-          <w:sz w:val="24"/>
-        </w:rPr>
-        <w:t>针对传统英语学习工具内容固定、通用大模型输出难以沉淀、学习资料与复习计划相互割裂等问题，本文设计并实现了一套基于大语言模型的英语学习助手。系统采用前后端分离架构，后端基于 Java 17、Spring Boot、Spring Security、JWT、MyBatis-Plus 和 MySQL，前端采用 HTML、CSS 与模块化 JavaScript。系统通过 OpenAI-compatible 接口接入多家模型供应商，以 Agent、Prompt 模板和学习场景会话组织模型调用，将词义、音标、双语例句、搭配、相关词和记忆提示约束为结构化 JSON。为降低重复调用成本，系统按归一化词条建立公共 AI 缓存；用户把词汇加入单词本时保存个人学习卡快照，使公共缓存刷新不会覆盖个人笔记、熟练度与复习进度。在此基础上，系统实现了多单词本管理、拼写容错、文章语境学习、共享 Markdown 笔记、字母跟敲和间隔复习。复习排期采用 0、1、2、4、7、15、30、60 天的阶段间隔，并对 00:00—06:00 睡眠时段进行顺延保护。安全方面使用无状态 JWT 认证、AES-GCM 加密模型 API Key、字段脱敏以及服务端业务日志审计。测试结果表明，项目在 Java 17 环境下能够完成编译，复习排期 3 个单元测试全部通过，前端全部 JavaScript 模块通过语法检查；功能走查覆盖注册登录、词汇生成与缓存、加入单词本、文章学习、复习提交和模型配置等主流程。研究表明，将生成式内容、个人知识资产和检索练习组织为一个持续闭环，能够为大模型在垂直学习场景中的工程化应用提供可复用思路。</w:t>
+          <w:rFonts w:ascii="Times New Roman" w:hAnsi="Times New Roman" w:eastAsia="Times New Roman" w:cs="Times New Roman"/>
+          <w:sz w:val="23"/>
+        </w:rPr>
+        <w:t>To address the fixed content of conventional English-learning tools and the weak continuity between general-purpose large language model outputs, personal notes, and review schedules, this thesis designs and implements an English learning assistant powered by large language models. The system adopts a separated frontend-backend architecture. Its backend is implemented with Java 17, Spring Boot, Spring Security, JWT, MyBatis-Plus, and MySQL, while the frontend uses HTML, CSS, and modular JavaScript. Multiple model providers are accessed through OpenAI-compatible APIs. Agents, prompt templates, and scene-specific sessions are used to constrain model outputs into structured vocabulary cards containing definitions, phonetics, bilingual examples, collocations, related words, and memory tips. A normalized public vocabulary cache reduces duplicate model calls. When a word is added to a wordbook, the system stores a personal snapshot so that later regeneration of shared cache data does not overwrite personal notes or review progress. The system further supports multiple wordbooks, fuzzy spelling matching, contextual article generation, shared Markdown notes, typing practice, and staged spaced review. Review intervals are set to 0, 1, 2, 4, 7, 15, 30, and 60 days, with protection against scheduling tasks during the sleep window from midnight to 6 a.m. Security is strengthened through stateless JWT authentication, AES-GCM encryption of model API keys, masking, and server-side audit logs. Verification shows that the backend compiles under Java 17, all three review scheduling unit tests pass, and all frontend JavaScript modules pass syntax checks. The implementation demonstrates a practical approach to combining generative content, personal knowledge assets, and retrieval practice in a continuous learning loop.</w:t>
       </w:r>
     </w:p>
     <w:p>
@@ -748,18 +806,18 @@
       </w:pPr>
       <w:r>
         <w:rPr>
-          <w:rFonts w:ascii="Times New Roman" w:hAnsi="Times New Roman" w:eastAsia="SimSun" w:cs="SimSun"/>
+          <w:rFonts w:ascii="Times New Roman" w:hAnsi="Times New Roman" w:eastAsia="Times New Roman" w:cs="Times New Roman"/>
           <w:b/>
-          <w:sz w:val="24"/>
-        </w:rPr>
-        <w:t>关键词：</w:t>
-      </w:r>
-      <w:r>
-        <w:rPr>
-          <w:rFonts w:ascii="Times New Roman" w:hAnsi="Times New Roman" w:eastAsia="SimSun" w:cs="SimSun"/>
-          <w:sz w:val="24"/>
-        </w:rPr>
-        <w:t>大语言模型；英语词汇学习；间隔重复；Spring Boot；个性化学习</w:t>
+          <w:sz w:val="23"/>
+        </w:rPr>
+        <w:t xml:space="preserve">Keywords: </w:t>
+      </w:r>
+      <w:r>
+        <w:rPr>
+          <w:rFonts w:ascii="Times New Roman" w:hAnsi="Times New Roman" w:eastAsia="Times New Roman" w:cs="Times New Roman"/>
+          <w:sz w:val="23"/>
+        </w:rPr>
+        <w:t>large language model; English vocabulary learning; spaced repetition; Spring Boot; personalized learning</w:t>
       </w:r>
     </w:p>
     <w:p>
@@ -775,91 +833,7 @@
       </w:pPr>
       <w:r>
         <w:rPr>
-          <w:rFonts w:ascii="Times New Roman" w:hAnsi="Times New Roman" w:eastAsia="Times New Roman" w:cs="Times New Roman"/>
-          <w:b/>
-          <w:sz w:val="32"/>
-        </w:rPr>
-        <w:t>Design and Implementation of an English Learning Assistant Based on Large Language Models</w:t>
-      </w:r>
-    </w:p>
-    <w:p>
-      <w:pPr>
-        <w:keepNext/>
-        <w:spacing w:before="0" w:after="320"/>
-        <w:jc w:val="center"/>
-      </w:pPr>
-      <w:r>
-        <w:rPr>
-          <w:rFonts w:ascii="Times New Roman" w:hAnsi="Times New Roman" w:eastAsia="Times New Roman" w:cs="Times New Roman"/>
-          <w:b/>
-          <w:sz w:val="32"/>
-        </w:rPr>
-        <w:t>ABSTRACT</w:t>
-      </w:r>
-    </w:p>
-    <w:p>
-      <w:pPr>
-        <w:spacing w:after="0" w:line="324" w:lineRule="auto"/>
-        <w:jc w:val="both"/>
-      </w:pPr>
-      <w:r>
-        <w:rPr>
-          <w:rFonts w:ascii="Times New Roman" w:hAnsi="Times New Roman" w:eastAsia="Times New Roman" w:cs="Times New Roman"/>
-          <w:sz w:val="23"/>
-        </w:rPr>
-        <w:t>To address the fixed content of conventional English-learning tools and the weak continuity between general-purpose large language model outputs, personal notes, and review schedules, this thesis designs and implements an English learning assistant powered by large language models. The system ad</w:t>
-      </w:r>
-      <w:bookmarkStart w:id="0" w:name="_GoBack"/>
-      <w:r>
-        <w:rPr>
-          <w:rFonts w:ascii="Times New Roman" w:hAnsi="Times New Roman" w:eastAsia="Times New Roman" w:cs="Times New Roman"/>
-          <w:sz w:val="23"/>
-        </w:rPr>
-        <w:t>opts a separated frontend-backend architecture. Its backend is implemented with Java</w:t>
-      </w:r>
-      <w:bookmarkEnd w:id="0"/>
-      <w:r>
-        <w:rPr>
-          <w:rFonts w:ascii="Times New Roman" w:hAnsi="Times New Roman" w:eastAsia="Times New Roman" w:cs="Times New Roman"/>
-          <w:sz w:val="23"/>
-        </w:rPr>
-        <w:t xml:space="preserve"> 17, Spring Boot, Spring Security, JWT, MyBatis-Plus, and MySQL, while the frontend uses HTML, CSS, and modular JavaScript. Multiple model providers are accessed through OpenAI-compatible APIs. Agents, prompt templates, and scene-specific sessions are used to constrain model outputs into structured vocabulary cards containing definitions, phonetics, bilingual examples, collocations, related words, and memory tips. A normalized public vocabulary cache reduces duplicate model calls. When a word is added to a wordbook, the system stores a personal snapshot so that later regeneration of shared cache data does not overwrite personal notes or review progress. The system further supports multiple wordbooks, fuzzy spelling matching, contextual article generation, shared Markdown notes, typing practice, and staged spaced review. Review intervals are set to 0, 1, 2, 4, 7, 15, 30, and 60 days, with protection against scheduling tasks during the sleep window from midnight to 6 a.m. Security is strengthened through stateless JWT authentication, AES-GCM encryption of model API keys, masking, and server-side audit logs. Verification shows that the backend compiles under Java 17, all three review scheduling unit tests pass, and all frontend JavaScript modules pass syntax checks. The implementation demonstrates a practical approach to combining generative content, personal knowledge assets, and retrieval practice in a continuous learning loop.</w:t>
-      </w:r>
-    </w:p>
-    <w:p>
-      <w:pPr>
-        <w:spacing w:before="240"/>
-      </w:pPr>
-      <w:r>
-        <w:rPr>
-          <w:rFonts w:ascii="Times New Roman" w:hAnsi="Times New Roman" w:eastAsia="Times New Roman" w:cs="Times New Roman"/>
-          <w:b/>
-          <w:sz w:val="23"/>
-        </w:rPr>
-        <w:t xml:space="preserve">Keywords: </w:t>
-      </w:r>
-      <w:r>
-        <w:rPr>
-          <w:rFonts w:ascii="Times New Roman" w:hAnsi="Times New Roman" w:eastAsia="Times New Roman" w:cs="Times New Roman"/>
-          <w:sz w:val="23"/>
-        </w:rPr>
-        <w:t>large language model; English vocabulary learning; spaced repetition; Spring Boot; personalized learning</w:t>
-      </w:r>
-    </w:p>
-    <w:p>
-      <w:r>
-        <w:br w:type="page"/>
-      </w:r>
-    </w:p>
-    <w:p>
-      <w:pPr>
-        <w:keepNext/>
-        <w:spacing w:before="0" w:after="320"/>
-        <w:jc w:val="center"/>
-      </w:pPr>
-      <w:r>
-        <w:rPr>
-          <w:rFonts w:ascii="Times New Roman" w:hAnsi="Times New Roman" w:eastAsia="SimHei" w:cs="SimHei"/>
+          <w:rFonts w:ascii="Times New Roman" w:hAnsi="Times New Roman" w:eastAsia="黑体" w:cs="黑体"/>
           <w:b/>
           <w:sz w:val="32"/>
         </w:rPr>
@@ -2201,6 +2175,7 @@
       <w:pPr>
         <w:pStyle w:val="3"/>
         <w:numPr>
+          <w:ilvl w:val="1"/>
           <w:numId w:val="0"/>
         </w:numPr>
         <w:ind w:right="0" w:rightChars="0"/>
@@ -2241,6 +2216,7 @@
       <w:pPr>
         <w:pStyle w:val="3"/>
         <w:numPr>
+          <w:ilvl w:val="1"/>
           <w:numId w:val="0"/>
         </w:numPr>
         <w:ind w:right="0" w:rightChars="0"/>
@@ -2281,6 +2257,7 @@
       <w:pPr>
         <w:pStyle w:val="3"/>
         <w:numPr>
+          <w:ilvl w:val="1"/>
           <w:numId w:val="0"/>
         </w:numPr>
         <w:ind w:right="0" w:rightChars="0"/>
@@ -2378,7 +2355,7 @@
     </w:p>
     <w:tbl>
       <w:tblPr>
-        <w:tblStyle w:val="6"/>
+        <w:tblStyle w:val="15"/>
         <w:tblW w:w="8276" w:type="dxa"/>
         <w:jc w:val="center"/>
         <w:tblBorders>
@@ -3011,7 +2988,7 @@
     </w:p>
     <w:p>
       <w:pPr>
-        <w:pStyle w:val="10"/>
+        <w:pStyle w:val="5"/>
       </w:pPr>
       <w:r>
         <w:rPr>
@@ -3025,6 +3002,7 @@
       <w:pPr>
         <w:pStyle w:val="3"/>
         <w:numPr>
+          <w:ilvl w:val="1"/>
           <w:numId w:val="0"/>
         </w:numPr>
         <w:ind w:right="0" w:rightChars="0"/>
@@ -3115,6 +3093,7 @@
       <w:pPr>
         <w:pStyle w:val="3"/>
         <w:numPr>
+          <w:ilvl w:val="1"/>
           <w:numId w:val="0"/>
         </w:numPr>
         <w:ind w:right="0" w:rightChars="0"/>
@@ -3124,6 +3103,7 @@
       <w:pPr>
         <w:pStyle w:val="3"/>
         <w:numPr>
+          <w:ilvl w:val="1"/>
           <w:numId w:val="0"/>
         </w:numPr>
         <w:ind w:right="0" w:rightChars="0"/>
@@ -3158,6 +3138,7 @@
       <w:pPr>
         <w:pStyle w:val="3"/>
         <w:numPr>
+          <w:ilvl w:val="1"/>
           <w:numId w:val="0"/>
         </w:numPr>
         <w:ind w:right="0" w:rightChars="0"/>
@@ -3198,6 +3179,7 @@
       <w:pPr>
         <w:pStyle w:val="3"/>
         <w:numPr>
+          <w:ilvl w:val="1"/>
           <w:numId w:val="0"/>
         </w:numPr>
         <w:ind w:right="0" w:rightChars="0"/>
@@ -3238,6 +3220,7 @@
       <w:pPr>
         <w:pStyle w:val="3"/>
         <w:numPr>
+          <w:ilvl w:val="1"/>
           <w:numId w:val="0"/>
         </w:numPr>
         <w:ind w:right="0" w:rightChars="0"/>
@@ -3308,7 +3291,7 @@
     </w:p>
     <w:p>
       <w:pPr>
-        <w:pStyle w:val="10"/>
+        <w:pStyle w:val="5"/>
       </w:pPr>
       <w:r>
         <w:rPr>
@@ -3321,6 +3304,10 @@
     <w:p>
       <w:pPr>
         <w:pStyle w:val="3"/>
+        <w:numPr>
+          <w:numId w:val="0"/>
+        </w:numPr>
+        <w:ind w:right="0" w:rightChars="0"/>
       </w:pPr>
       <w:r>
         <w:t>2.4 系统关键技术</w:t>
@@ -3328,7 +3315,7 @@
     </w:p>
     <w:tbl>
       <w:tblPr>
-        <w:tblStyle w:val="6"/>
+        <w:tblStyle w:val="15"/>
         <w:tblW w:w="8278" w:type="dxa"/>
         <w:jc w:val="center"/>
         <w:tblBorders>
@@ -3434,14 +3421,17 @@
             <w:pPr>
               <w:spacing w:before="0" w:after="0" w:line="276" w:lineRule="auto"/>
               <w:jc w:val="center"/>
-            </w:pPr>
-            <w:r>
-              <w:rPr>
-                <w:rFonts w:ascii="Times New Roman" w:hAnsi="Times New Roman" w:eastAsia="SimSun" w:cs="SimSun"/>
-                <w:b w:val="0"/>
-                <w:sz w:val="21"/>
-              </w:rPr>
-              <w:t>运行平台</w:t>
+              <w:rPr>
+                <w:rFonts w:hint="default" w:eastAsia="SimSun"/>
+                <w:lang w:val="en-US" w:eastAsia="zh-CN"/>
+              </w:rPr>
+            </w:pPr>
+            <w:r>
+              <w:rPr>
+                <w:rFonts w:hint="eastAsia"/>
+                <w:lang w:val="en-US" w:eastAsia="zh-CN"/>
+              </w:rPr>
+              <w:t>JDK版本</w:t>
             </w:r>
           </w:p>
         </w:tc>
@@ -3916,8 +3906,10 @@
                 <w:b w:val="0"/>
                 <w:sz w:val="21"/>
               </w:rPr>
-              <w:t>SpringDoc OpenAPI</w:t>
-            </w:r>
+              <w:t>SpringDoc</w:t>
+            </w:r>
+            <w:bookmarkStart w:id="0" w:name="_GoBack"/>
+            <w:bookmarkEnd w:id="0"/>
           </w:p>
         </w:tc>
         <w:tc>
@@ -3949,7 +3941,7 @@
     </w:p>
     <w:p>
       <w:pPr>
-        <w:pStyle w:val="10"/>
+        <w:pStyle w:val="5"/>
       </w:pPr>
       <w:r>
         <w:rPr>
@@ -3985,6 +3977,7 @@
       <w:pPr>
         <w:pStyle w:val="3"/>
         <w:numPr>
+          <w:ilvl w:val="1"/>
           <w:numId w:val="0"/>
         </w:numPr>
         <w:ind w:right="0" w:rightChars="0"/>
@@ -4011,6 +4004,7 @@
       <w:pPr>
         <w:pStyle w:val="3"/>
         <w:numPr>
+          <w:ilvl w:val="1"/>
           <w:numId w:val="0"/>
         </w:numPr>
         <w:ind w:right="0" w:rightChars="0"/>
@@ -4037,6 +4031,7 @@
       <w:pPr>
         <w:pStyle w:val="3"/>
         <w:numPr>
+          <w:ilvl w:val="1"/>
           <w:numId w:val="0"/>
         </w:numPr>
         <w:ind w:right="0" w:rightChars="0"/>
@@ -4047,7 +4042,7 @@
     </w:p>
     <w:tbl>
       <w:tblPr>
-        <w:tblStyle w:val="6"/>
+        <w:tblStyle w:val="15"/>
         <w:tblW w:w="8278" w:type="dxa"/>
         <w:jc w:val="center"/>
         <w:tblBorders>
@@ -4863,7 +4858,7 @@
     </w:p>
     <w:p>
       <w:pPr>
-        <w:pStyle w:val="10"/>
+        <w:pStyle w:val="5"/>
       </w:pPr>
       <w:r>
         <w:rPr>
@@ -4877,6 +4872,7 @@
       <w:pPr>
         <w:pStyle w:val="3"/>
         <w:numPr>
+          <w:ilvl w:val="1"/>
           <w:numId w:val="0"/>
         </w:numPr>
         <w:ind w:right="0" w:rightChars="0"/>
@@ -4887,7 +4883,7 @@
     </w:p>
     <w:tbl>
       <w:tblPr>
-        <w:tblStyle w:val="6"/>
+        <w:tblStyle w:val="15"/>
         <w:tblW w:w="8276" w:type="dxa"/>
         <w:jc w:val="center"/>
         <w:tblBorders>
@@ -5508,7 +5504,7 @@
     </w:p>
     <w:p>
       <w:pPr>
-        <w:pStyle w:val="10"/>
+        <w:pStyle w:val="5"/>
       </w:pPr>
       <w:r>
         <w:rPr>
@@ -5536,6 +5532,7 @@
       <w:pPr>
         <w:pStyle w:val="3"/>
         <w:numPr>
+          <w:ilvl w:val="1"/>
           <w:numId w:val="0"/>
         </w:numPr>
         <w:ind w:right="0" w:rightChars="0"/>
@@ -5606,7 +5603,7 @@
     </w:p>
     <w:p>
       <w:pPr>
-        <w:pStyle w:val="10"/>
+        <w:pStyle w:val="5"/>
       </w:pPr>
       <w:r>
         <w:rPr>
@@ -5642,6 +5639,7 @@
       <w:pPr>
         <w:pStyle w:val="3"/>
         <w:numPr>
+          <w:ilvl w:val="1"/>
           <w:numId w:val="0"/>
         </w:numPr>
         <w:ind w:right="0" w:rightChars="0"/>
@@ -5682,6 +5680,7 @@
       <w:pPr>
         <w:pStyle w:val="3"/>
         <w:numPr>
+          <w:ilvl w:val="1"/>
           <w:numId w:val="0"/>
         </w:numPr>
         <w:ind w:right="0" w:rightChars="0"/>
@@ -5692,7 +5691,7 @@
     </w:p>
     <w:tbl>
       <w:tblPr>
-        <w:tblStyle w:val="6"/>
+        <w:tblStyle w:val="15"/>
         <w:tblW w:w="8277" w:type="dxa"/>
         <w:jc w:val="center"/>
         <w:tblBorders>
@@ -6248,7 +6247,7 @@
     </w:p>
     <w:p>
       <w:pPr>
-        <w:pStyle w:val="10"/>
+        <w:pStyle w:val="5"/>
       </w:pPr>
       <w:r>
         <w:rPr>
@@ -6262,6 +6261,7 @@
       <w:pPr>
         <w:pStyle w:val="3"/>
         <w:numPr>
+          <w:ilvl w:val="1"/>
           <w:numId w:val="0"/>
         </w:numPr>
         <w:ind w:right="0" w:rightChars="0"/>
@@ -6302,6 +6302,7 @@
       <w:pPr>
         <w:pStyle w:val="3"/>
         <w:numPr>
+          <w:ilvl w:val="1"/>
           <w:numId w:val="0"/>
         </w:numPr>
         <w:ind w:right="0" w:rightChars="0"/>
@@ -6326,7 +6327,7 @@
     </w:p>
     <w:tbl>
       <w:tblPr>
-        <w:tblStyle w:val="6"/>
+        <w:tblStyle w:val="15"/>
         <w:tblW w:w="8277" w:type="dxa"/>
         <w:jc w:val="center"/>
         <w:tblBorders>
@@ -7337,7 +7338,7 @@
     </w:p>
     <w:p>
       <w:pPr>
-        <w:pStyle w:val="10"/>
+        <w:pStyle w:val="5"/>
       </w:pPr>
       <w:r>
         <w:rPr>
@@ -7351,6 +7352,7 @@
       <w:pPr>
         <w:pStyle w:val="3"/>
         <w:numPr>
+          <w:ilvl w:val="1"/>
           <w:numId w:val="0"/>
         </w:numPr>
         <w:ind w:right="0" w:rightChars="0"/>
@@ -7375,7 +7377,7 @@
     </w:p>
     <w:tbl>
       <w:tblPr>
-        <w:tblStyle w:val="6"/>
+        <w:tblStyle w:val="15"/>
         <w:tblW w:w="8277" w:type="dxa"/>
         <w:jc w:val="center"/>
         <w:tblBorders>
@@ -8061,7 +8063,7 @@
     </w:p>
     <w:p>
       <w:pPr>
-        <w:pStyle w:val="10"/>
+        <w:pStyle w:val="5"/>
       </w:pPr>
       <w:r>
         <w:rPr>
@@ -8089,6 +8091,7 @@
       <w:pPr>
         <w:pStyle w:val="3"/>
         <w:numPr>
+          <w:ilvl w:val="1"/>
           <w:numId w:val="0"/>
         </w:numPr>
         <w:ind w:right="0" w:rightChars="0"/>
@@ -8159,7 +8162,7 @@
     </w:p>
     <w:p>
       <w:pPr>
-        <w:pStyle w:val="10"/>
+        <w:pStyle w:val="5"/>
       </w:pPr>
       <w:r>
         <w:rPr>
@@ -8195,6 +8198,7 @@
       <w:pPr>
         <w:pStyle w:val="3"/>
         <w:numPr>
+          <w:ilvl w:val="1"/>
           <w:numId w:val="0"/>
         </w:numPr>
         <w:ind w:right="0" w:rightChars="0"/>
@@ -8235,6 +8239,7 @@
       <w:pPr>
         <w:pStyle w:val="3"/>
         <w:numPr>
+          <w:ilvl w:val="1"/>
           <w:numId w:val="0"/>
         </w:numPr>
         <w:ind w:right="0" w:rightChars="0"/>
@@ -8319,7 +8324,7 @@
     </w:p>
     <w:p>
       <w:pPr>
-        <w:pStyle w:val="10"/>
+        <w:pStyle w:val="5"/>
       </w:pPr>
       <w:r>
         <w:rPr>
@@ -8333,6 +8338,7 @@
       <w:pPr>
         <w:pStyle w:val="3"/>
         <w:numPr>
+          <w:ilvl w:val="1"/>
           <w:numId w:val="0"/>
         </w:numPr>
         <w:ind w:right="0" w:rightChars="0"/>
@@ -8417,7 +8423,7 @@
     </w:p>
     <w:p>
       <w:pPr>
-        <w:pStyle w:val="10"/>
+        <w:pStyle w:val="5"/>
       </w:pPr>
       <w:r>
         <w:rPr>
@@ -8431,6 +8437,7 @@
       <w:pPr>
         <w:pStyle w:val="3"/>
         <w:numPr>
+          <w:ilvl w:val="1"/>
           <w:numId w:val="0"/>
         </w:numPr>
         <w:ind w:right="0" w:rightChars="0"/>
@@ -8471,6 +8478,7 @@
       <w:pPr>
         <w:pStyle w:val="3"/>
         <w:numPr>
+          <w:ilvl w:val="1"/>
           <w:numId w:val="0"/>
         </w:numPr>
         <w:ind w:right="0" w:rightChars="0"/>
@@ -8555,7 +8563,7 @@
     </w:p>
     <w:p>
       <w:pPr>
-        <w:pStyle w:val="10"/>
+        <w:pStyle w:val="5"/>
       </w:pPr>
       <w:r>
         <w:rPr>
@@ -8569,6 +8577,7 @@
       <w:pPr>
         <w:pStyle w:val="3"/>
         <w:numPr>
+          <w:ilvl w:val="1"/>
           <w:numId w:val="0"/>
         </w:numPr>
         <w:ind w:right="0" w:rightChars="0"/>
@@ -8609,6 +8618,7 @@
       <w:pPr>
         <w:pStyle w:val="3"/>
         <w:numPr>
+          <w:ilvl w:val="1"/>
           <w:numId w:val="0"/>
         </w:numPr>
         <w:ind w:right="0" w:rightChars="0"/>
@@ -8693,7 +8703,7 @@
     </w:p>
     <w:p>
       <w:pPr>
-        <w:pStyle w:val="10"/>
+        <w:pStyle w:val="5"/>
       </w:pPr>
       <w:r>
         <w:rPr>
@@ -8707,6 +8717,7 @@
       <w:pPr>
         <w:pStyle w:val="3"/>
         <w:numPr>
+          <w:ilvl w:val="1"/>
           <w:numId w:val="0"/>
         </w:numPr>
         <w:ind w:right="0" w:rightChars="0"/>
@@ -8791,7 +8802,7 @@
     </w:p>
     <w:p>
       <w:pPr>
-        <w:pStyle w:val="10"/>
+        <w:pStyle w:val="5"/>
       </w:pPr>
       <w:r>
         <w:rPr>
@@ -8849,7 +8860,7 @@
     </w:p>
     <w:p>
       <w:pPr>
-        <w:pStyle w:val="10"/>
+        <w:pStyle w:val="5"/>
       </w:pPr>
       <w:r>
         <w:rPr>
@@ -8877,6 +8888,7 @@
       <w:pPr>
         <w:pStyle w:val="3"/>
         <w:numPr>
+          <w:ilvl w:val="1"/>
           <w:numId w:val="0"/>
         </w:numPr>
         <w:ind w:right="0" w:rightChars="0"/>
@@ -8925,6 +8937,7 @@
       <w:pPr>
         <w:pStyle w:val="3"/>
         <w:numPr>
+          <w:ilvl w:val="1"/>
           <w:numId w:val="0"/>
         </w:numPr>
         <w:ind w:right="0" w:rightChars="0"/>
@@ -8949,7 +8962,7 @@
     </w:p>
     <w:tbl>
       <w:tblPr>
-        <w:tblStyle w:val="6"/>
+        <w:tblStyle w:val="15"/>
         <w:tblW w:w="8278" w:type="dxa"/>
         <w:jc w:val="center"/>
         <w:tblBorders>
@@ -9375,7 +9388,7 @@
     </w:p>
     <w:p>
       <w:pPr>
-        <w:pStyle w:val="10"/>
+        <w:pStyle w:val="5"/>
       </w:pPr>
       <w:r>
         <w:rPr>
@@ -9389,6 +9402,7 @@
       <w:pPr>
         <w:pStyle w:val="3"/>
         <w:numPr>
+          <w:ilvl w:val="1"/>
           <w:numId w:val="0"/>
         </w:numPr>
         <w:ind w:right="0" w:rightChars="0"/>
@@ -9399,7 +9413,7 @@
     </w:p>
     <w:tbl>
       <w:tblPr>
-        <w:tblStyle w:val="6"/>
+        <w:tblStyle w:val="15"/>
         <w:tblW w:w="8277" w:type="dxa"/>
         <w:jc w:val="center"/>
         <w:tblBorders>
@@ -10542,7 +10556,7 @@
     </w:p>
     <w:p>
       <w:pPr>
-        <w:pStyle w:val="10"/>
+        <w:pStyle w:val="5"/>
       </w:pPr>
       <w:r>
         <w:rPr>
@@ -10556,6 +10570,7 @@
       <w:pPr>
         <w:pStyle w:val="3"/>
         <w:numPr>
+          <w:ilvl w:val="1"/>
           <w:numId w:val="0"/>
         </w:numPr>
         <w:ind w:right="0" w:rightChars="0"/>
@@ -10594,7 +10609,7 @@
     </w:p>
     <w:tbl>
       <w:tblPr>
-        <w:tblStyle w:val="6"/>
+        <w:tblStyle w:val="15"/>
         <w:tblW w:w="8277" w:type="dxa"/>
         <w:jc w:val="center"/>
         <w:tblBorders>
@@ -10955,7 +10970,7 @@
     </w:p>
     <w:p>
       <w:pPr>
-        <w:pStyle w:val="10"/>
+        <w:pStyle w:val="5"/>
       </w:pPr>
       <w:r>
         <w:rPr>
@@ -10969,6 +10984,7 @@
       <w:pPr>
         <w:pStyle w:val="3"/>
         <w:numPr>
+          <w:ilvl w:val="1"/>
           <w:numId w:val="0"/>
         </w:numPr>
         <w:ind w:right="0" w:rightChars="0"/>
@@ -11009,6 +11025,7 @@
       <w:pPr>
         <w:pStyle w:val="3"/>
         <w:numPr>
+          <w:ilvl w:val="1"/>
           <w:numId w:val="0"/>
         </w:numPr>
         <w:ind w:right="0" w:rightChars="0"/>
@@ -11070,7 +11087,7 @@
     </w:p>
     <w:tbl>
       <w:tblPr>
-        <w:tblStyle w:val="6"/>
+        <w:tblStyle w:val="15"/>
         <w:tblW w:w="8278" w:type="dxa"/>
         <w:jc w:val="center"/>
         <w:tblBorders>
@@ -11691,7 +11708,7 @@
     </w:p>
     <w:p>
       <w:pPr>
-        <w:pStyle w:val="10"/>
+        <w:pStyle w:val="5"/>
       </w:pPr>
       <w:r>
         <w:rPr>
@@ -11727,6 +11744,7 @@
       <w:pPr>
         <w:pStyle w:val="3"/>
         <w:numPr>
+          <w:ilvl w:val="1"/>
           <w:numId w:val="0"/>
         </w:numPr>
         <w:ind w:right="0" w:rightChars="0"/>
@@ -11767,6 +11785,7 @@
       <w:pPr>
         <w:pStyle w:val="3"/>
         <w:numPr>
+          <w:ilvl w:val="1"/>
           <w:numId w:val="0"/>
         </w:numPr>
         <w:ind w:right="0" w:rightChars="0"/>
@@ -11984,7 +12003,7 @@
     </w:p>
     <w:tbl>
       <w:tblPr>
-        <w:tblStyle w:val="6"/>
+        <w:tblStyle w:val="15"/>
         <w:tblW w:w="8277" w:type="dxa"/>
         <w:jc w:val="center"/>
         <w:tblBorders>
@@ -13053,9 +13072,12 @@
         </w:tc>
       </w:tr>
       <w:tr>
-        <w:tc>
-          <w:tcPr>
-            <w:tcW w:type="dxa" w:w="1247"/>
+        <w:trPr>
+          <w:jc w:val="center"/>
+        </w:trPr>
+        <w:tc>
+          <w:tcPr>
+            <w:tcW w:w="1247" w:type="dxa"/>
           </w:tcPr>
           <w:p>
             <w:r>
@@ -13065,7 +13087,7 @@
         </w:tc>
         <w:tc>
           <w:tcPr>
-            <w:tcW w:type="dxa" w:w="4876"/>
+            <w:tcW w:w="4876" w:type="dxa"/>
           </w:tcPr>
           <w:p>
             <w:r>
@@ -13075,7 +13097,7 @@
         </w:tc>
         <w:tc>
           <w:tcPr>
-            <w:tcW w:type="dxa" w:w="2154"/>
+            <w:tcW w:w="2154" w:type="dxa"/>
           </w:tcPr>
           <w:p>
             <w:r>
@@ -13085,9 +13107,12 @@
         </w:tc>
       </w:tr>
       <w:tr>
-        <w:tc>
-          <w:tcPr>
-            <w:tcW w:type="dxa" w:w="1247"/>
+        <w:trPr>
+          <w:jc w:val="center"/>
+        </w:trPr>
+        <w:tc>
+          <w:tcPr>
+            <w:tcW w:w="1247" w:type="dxa"/>
           </w:tcPr>
           <w:p>
             <w:r>
@@ -13097,7 +13122,7 @@
         </w:tc>
         <w:tc>
           <w:tcPr>
-            <w:tcW w:type="dxa" w:w="4876"/>
+            <w:tcW w:w="4876" w:type="dxa"/>
           </w:tcPr>
           <w:p>
             <w:r>
@@ -13107,7 +13132,7 @@
         </w:tc>
         <w:tc>
           <w:tcPr>
-            <w:tcW w:type="dxa" w:w="2154"/>
+            <w:tcW w:w="2154" w:type="dxa"/>
           </w:tcPr>
           <w:p>
             <w:r>
@@ -13117,9 +13142,12 @@
         </w:tc>
       </w:tr>
       <w:tr>
-        <w:tc>
-          <w:tcPr>
-            <w:tcW w:type="dxa" w:w="1247"/>
+        <w:trPr>
+          <w:jc w:val="center"/>
+        </w:trPr>
+        <w:tc>
+          <w:tcPr>
+            <w:tcW w:w="1247" w:type="dxa"/>
           </w:tcPr>
           <w:p>
             <w:r>
@@ -13129,7 +13157,7 @@
         </w:tc>
         <w:tc>
           <w:tcPr>
-            <w:tcW w:type="dxa" w:w="4876"/>
+            <w:tcW w:w="4876" w:type="dxa"/>
           </w:tcPr>
           <w:p>
             <w:r>
@@ -13139,7 +13167,7 @@
         </w:tc>
         <w:tc>
           <w:tcPr>
-            <w:tcW w:type="dxa" w:w="2154"/>
+            <w:tcW w:w="2154" w:type="dxa"/>
           </w:tcPr>
           <w:p>
             <w:r>
@@ -13156,7 +13184,7 @@
     </w:p>
     <w:p>
       <w:pPr>
-        <w:pStyle w:val="10"/>
+        <w:pStyle w:val="5"/>
       </w:pPr>
       <w:r>
         <w:rPr>
@@ -13177,7 +13205,7 @@
     </w:p>
     <w:tbl>
       <w:tblPr>
-        <w:tblStyle w:val="6"/>
+        <w:tblStyle w:val="15"/>
         <w:tblW w:w="8277" w:type="dxa"/>
         <w:jc w:val="center"/>
         <w:tblBorders>
@@ -13993,7 +14021,7 @@
     </w:p>
     <w:p>
       <w:pPr>
-        <w:pStyle w:val="10"/>
+        <w:pStyle w:val="5"/>
       </w:pPr>
       <w:r>
         <w:rPr>
@@ -14060,7 +14088,7 @@
 <w:ftr xmlns:wpc="http://schemas.microsoft.com/office/word/2010/wordprocessingCanvas" xmlns:mc="http://schemas.openxmlformats.org/markup-compatibility/2006" xmlns:o="urn:schemas-microsoft-com:office:office" xmlns:r="http://schemas.openxmlformats.org/officeDocument/2006/relationships" xmlns:m="http://schemas.openxmlformats.org/officeDocument/2006/math" xmlns:v="urn:schemas-microsoft-com:vml" xmlns:wp14="http://schemas.microsoft.com/office/word/2010/wordprocessingDrawing" xmlns:wp="http://schemas.openxmlformats.org/drawingml/2006/wordprocessingDrawing" xmlns:w10="urn:schemas-microsoft-com:office:word" xmlns:w="http://schemas.openxmlformats.org/wordprocessingml/2006/main" xmlns:w14="http://schemas.microsoft.com/office/word/2010/wordml" xmlns:w15="http://schemas.microsoft.com/office/word/2012/wordml" xmlns:wpg="http://schemas.microsoft.com/office/word/2010/wordprocessingGroup" xmlns:wpi="http://schemas.microsoft.com/office/word/2010/wordprocessingInk" xmlns:wne="http://schemas.microsoft.com/office/word/2006/wordml" xmlns:wps="http://schemas.microsoft.com/office/word/2010/wordprocessingShape" xmlns:wpsCustomData="http://www.wps.cn/officeDocument/2013/wpsCustomData" mc:Ignorable="w14 w15 wp14">
   <w:p>
     <w:pPr>
-      <w:pStyle w:val="11"/>
+      <w:pStyle w:val="10"/>
     </w:pPr>
   </w:p>
 </w:ftr>
@@ -14070,7 +14098,7 @@
 <w:ftr xmlns:wpc="http://schemas.microsoft.com/office/word/2010/wordprocessingCanvas" xmlns:mc="http://schemas.openxmlformats.org/markup-compatibility/2006" xmlns:o="urn:schemas-microsoft-com:office:office" xmlns:r="http://schemas.openxmlformats.org/officeDocument/2006/relationships" xmlns:m="http://schemas.openxmlformats.org/officeDocument/2006/math" xmlns:v="urn:schemas-microsoft-com:vml" xmlns:wp14="http://schemas.microsoft.com/office/word/2010/wordprocessingDrawing" xmlns:wp="http://schemas.openxmlformats.org/drawingml/2006/wordprocessingDrawing" xmlns:w10="urn:schemas-microsoft-com:office:word" xmlns:w="http://schemas.openxmlformats.org/wordprocessingml/2006/main" xmlns:w14="http://schemas.microsoft.com/office/word/2010/wordml" xmlns:w15="http://schemas.microsoft.com/office/word/2012/wordml" xmlns:wpg="http://schemas.microsoft.com/office/word/2010/wordprocessingGroup" xmlns:wpi="http://schemas.microsoft.com/office/word/2010/wordprocessingInk" xmlns:wne="http://schemas.microsoft.com/office/word/2006/wordml" xmlns:wps="http://schemas.microsoft.com/office/word/2010/wordprocessingShape" xmlns:wpsCustomData="http://www.wps.cn/officeDocument/2013/wpsCustomData" mc:Ignorable="w14 w15 wp14">
   <w:p>
     <w:pPr>
-      <w:pStyle w:val="11"/>
+      <w:pStyle w:val="10"/>
     </w:pPr>
   </w:p>
 </w:ftr>
@@ -14080,7 +14108,7 @@
 <w:ftr xmlns:wpc="http://schemas.microsoft.com/office/word/2010/wordprocessingCanvas" xmlns:mc="http://schemas.openxmlformats.org/markup-compatibility/2006" xmlns:o="urn:schemas-microsoft-com:office:office" xmlns:r="http://schemas.openxmlformats.org/officeDocument/2006/relationships" xmlns:m="http://schemas.openxmlformats.org/officeDocument/2006/math" xmlns:v="urn:schemas-microsoft-com:vml" xmlns:wp14="http://schemas.microsoft.com/office/word/2010/wordprocessingDrawing" xmlns:wp="http://schemas.openxmlformats.org/drawingml/2006/wordprocessingDrawing" xmlns:w10="urn:schemas-microsoft-com:office:word" xmlns:w="http://schemas.openxmlformats.org/wordprocessingml/2006/main" xmlns:w14="http://schemas.microsoft.com/office/word/2010/wordml" xmlns:w15="http://schemas.microsoft.com/office/word/2012/wordml" xmlns:wpg="http://schemas.microsoft.com/office/word/2010/wordprocessingGroup" xmlns:wpi="http://schemas.microsoft.com/office/word/2010/wordprocessingInk" xmlns:wne="http://schemas.microsoft.com/office/word/2006/wordml" xmlns:wps="http://schemas.microsoft.com/office/word/2010/wordprocessingShape" xmlns:wpsCustomData="http://www.wps.cn/officeDocument/2013/wpsCustomData" mc:Ignorable="w14 w15 wp14">
   <w:p>
     <w:pPr>
-      <w:pStyle w:val="11"/>
+      <w:pStyle w:val="10"/>
     </w:pPr>
   </w:p>
 </w:ftr>
@@ -14178,7 +14206,7 @@
 <w:hdr xmlns:wpc="http://schemas.microsoft.com/office/word/2010/wordprocessingCanvas" xmlns:mc="http://schemas.openxmlformats.org/markup-compatibility/2006" xmlns:o="urn:schemas-microsoft-com:office:office" xmlns:r="http://schemas.openxmlformats.org/officeDocument/2006/relationships" xmlns:m="http://schemas.openxmlformats.org/officeDocument/2006/math" xmlns:v="urn:schemas-microsoft-com:vml" xmlns:wp14="http://schemas.microsoft.com/office/word/2010/wordprocessingDrawing" xmlns:wp="http://schemas.openxmlformats.org/drawingml/2006/wordprocessingDrawing" xmlns:w10="urn:schemas-microsoft-com:office:word" xmlns:w="http://schemas.openxmlformats.org/wordprocessingml/2006/main" xmlns:w14="http://schemas.microsoft.com/office/word/2010/wordml" xmlns:w15="http://schemas.microsoft.com/office/word/2012/wordml" xmlns:wpg="http://schemas.microsoft.com/office/word/2010/wordprocessingGroup" xmlns:wpi="http://schemas.microsoft.com/office/word/2010/wordprocessingInk" xmlns:wne="http://schemas.microsoft.com/office/word/2006/wordml" xmlns:wps="http://schemas.microsoft.com/office/word/2010/wordprocessingShape" xmlns:wpsCustomData="http://www.wps.cn/officeDocument/2013/wpsCustomData" mc:Ignorable="w14 w15 wp14">
   <w:p>
     <w:pPr>
-      <w:pStyle w:val="12"/>
+      <w:pStyle w:val="11"/>
     </w:pPr>
   </w:p>
 </w:hdr>
@@ -14188,7 +14216,7 @@
 <w:hdr xmlns:wpc="http://schemas.microsoft.com/office/word/2010/wordprocessingCanvas" xmlns:mc="http://schemas.openxmlformats.org/markup-compatibility/2006" xmlns:o="urn:schemas-microsoft-com:office:office" xmlns:r="http://schemas.openxmlformats.org/officeDocument/2006/relationships" xmlns:m="http://schemas.openxmlformats.org/officeDocument/2006/math" xmlns:v="urn:schemas-microsoft-com:vml" xmlns:wp14="http://schemas.microsoft.com/office/word/2010/wordprocessingDrawing" xmlns:wp="http://schemas.openxmlformats.org/drawingml/2006/wordprocessingDrawing" xmlns:w10="urn:schemas-microsoft-com:office:word" xmlns:w="http://schemas.openxmlformats.org/wordprocessingml/2006/main" xmlns:w14="http://schemas.microsoft.com/office/word/2010/wordml" xmlns:w15="http://schemas.microsoft.com/office/word/2012/wordml" xmlns:wpg="http://schemas.microsoft.com/office/word/2010/wordprocessingGroup" xmlns:wpi="http://schemas.microsoft.com/office/word/2010/wordprocessingInk" xmlns:wne="http://schemas.microsoft.com/office/word/2006/wordml" xmlns:wps="http://schemas.microsoft.com/office/word/2010/wordprocessingShape" xmlns:wpsCustomData="http://www.wps.cn/officeDocument/2013/wpsCustomData" mc:Ignorable="w14 w15 wp14">
   <w:p>
     <w:pPr>
-      <w:pStyle w:val="12"/>
+      <w:pStyle w:val="11"/>
     </w:pPr>
   </w:p>
 </w:hdr>
@@ -14198,7 +14226,7 @@
 <w:hdr xmlns:wpc="http://schemas.microsoft.com/office/word/2010/wordprocessingCanvas" xmlns:mc="http://schemas.openxmlformats.org/markup-compatibility/2006" xmlns:o="urn:schemas-microsoft-com:office:office" xmlns:r="http://schemas.openxmlformats.org/officeDocument/2006/relationships" xmlns:m="http://schemas.openxmlformats.org/officeDocument/2006/math" xmlns:v="urn:schemas-microsoft-com:vml" xmlns:wp14="http://schemas.microsoft.com/office/word/2010/wordprocessingDrawing" xmlns:wp="http://schemas.openxmlformats.org/drawingml/2006/wordprocessingDrawing" xmlns:w10="urn:schemas-microsoft-com:office:word" xmlns:w="http://schemas.openxmlformats.org/wordprocessingml/2006/main" xmlns:w14="http://schemas.microsoft.com/office/word/2010/wordml" xmlns:w15="http://schemas.microsoft.com/office/word/2012/wordml" xmlns:wpg="http://schemas.microsoft.com/office/word/2010/wordprocessingGroup" xmlns:wpi="http://schemas.microsoft.com/office/word/2010/wordprocessingInk" xmlns:wne="http://schemas.microsoft.com/office/word/2006/wordml" xmlns:wps="http://schemas.microsoft.com/office/word/2010/wordprocessingShape" xmlns:wpsCustomData="http://www.wps.cn/officeDocument/2013/wpsCustomData" mc:Ignorable="w14 w15 wp14">
   <w:p>
     <w:pPr>
-      <w:pStyle w:val="12"/>
+      <w:pStyle w:val="11"/>
     </w:pPr>
   </w:p>
 </w:hdr>
@@ -14674,7 +14702,7 @@
       <w:outlineLvl w:val="0"/>
     </w:pPr>
     <w:rPr>
-      <w:rFonts w:ascii="Times New Roman" w:hAnsi="Times New Roman" w:eastAsia="SimHei"/>
+      <w:rFonts w:ascii="Times New Roman" w:hAnsi="Times New Roman" w:eastAsia="黑体"/>
       <w:b/>
       <w:color w:val="000000"/>
       <w:sz w:val="32"/>
@@ -14698,7 +14726,7 @@
       <w:outlineLvl w:val="1"/>
     </w:pPr>
     <w:rPr>
-      <w:rFonts w:ascii="Times New Roman" w:hAnsi="Times New Roman" w:eastAsia="SimHei"/>
+      <w:rFonts w:ascii="Times New Roman" w:hAnsi="Times New Roman" w:eastAsia="黑体"/>
       <w:b/>
       <w:color w:val="000000"/>
       <w:sz w:val="30"/>
@@ -14722,7 +14750,7 @@
       <w:outlineLvl w:val="2"/>
     </w:pPr>
     <w:rPr>
-      <w:rFonts w:ascii="Times New Roman" w:hAnsi="Times New Roman" w:eastAsia="SimHei"/>
+      <w:rFonts w:ascii="Times New Roman" w:hAnsi="Times New Roman" w:eastAsia="黑体"/>
       <w:b/>
       <w:bCs/>
       <w:color w:val="000000"/>
@@ -14730,12 +14758,12 @@
       <w:szCs w:val="32"/>
     </w:rPr>
   </w:style>
-  <w:style w:type="character" w:default="1" w:styleId="5">
+  <w:style w:type="character" w:default="1" w:styleId="16">
     <w:name w:val="Default Paragraph Font"/>
     <w:qFormat/>
     <w:uiPriority w:val="0"/>
   </w:style>
-  <w:style w:type="table" w:default="1" w:styleId="6">
+  <w:style w:type="table" w:default="1" w:styleId="15">
     <w:name w:val="Normal Table"/>
     <w:semiHidden/>
     <w:uiPriority w:val="0"/>
@@ -14748,41 +14776,7 @@
       </w:tblCellMar>
     </w:tblPr>
   </w:style>
-  <w:style w:type="paragraph" w:styleId="7">
-    <w:name w:val="Balloon Text"/>
-    <w:basedOn w:val="1"/>
-    <w:qFormat/>
-    <w:uiPriority w:val="0"/>
-    <w:rPr>
-      <w:sz w:val="18"/>
-      <w:szCs w:val="18"/>
-    </w:rPr>
-  </w:style>
-  <w:style w:type="paragraph" w:styleId="8">
-    <w:name w:val="Body Text"/>
-    <w:basedOn w:val="1"/>
-    <w:uiPriority w:val="0"/>
-    <w:pPr>
-      <w:jc w:val="center"/>
-    </w:pPr>
-    <w:rPr>
-      <w:b/>
-      <w:sz w:val="36"/>
-    </w:rPr>
-  </w:style>
-  <w:style w:type="paragraph" w:styleId="9">
-    <w:name w:val="Body Text Indent"/>
-    <w:basedOn w:val="1"/>
-    <w:uiPriority w:val="0"/>
-    <w:pPr>
-      <w:spacing w:before="0" w:after="120"/>
-      <w:ind w:leftChars="200" w:right="0" w:rightChars="0" w:firstLine="0" w:firstLineChars="0"/>
-    </w:pPr>
-    <w:rPr>
-      <w:szCs w:val="24"/>
-    </w:rPr>
-  </w:style>
-  <w:style w:type="paragraph" w:styleId="10">
+  <w:style w:type="paragraph" w:styleId="5">
     <w:name w:val="caption"/>
     <w:basedOn w:val="1"/>
     <w:qFormat/>
@@ -14801,7 +14795,53 @@
       <w:szCs w:val="24"/>
     </w:rPr>
   </w:style>
-  <w:style w:type="paragraph" w:styleId="11">
+  <w:style w:type="paragraph" w:styleId="6">
+    <w:name w:val="Body Text"/>
+    <w:basedOn w:val="1"/>
+    <w:uiPriority w:val="0"/>
+    <w:pPr>
+      <w:jc w:val="center"/>
+    </w:pPr>
+    <w:rPr>
+      <w:b/>
+      <w:sz w:val="36"/>
+    </w:rPr>
+  </w:style>
+  <w:style w:type="paragraph" w:styleId="7">
+    <w:name w:val="Body Text Indent"/>
+    <w:basedOn w:val="1"/>
+    <w:uiPriority w:val="0"/>
+    <w:pPr>
+      <w:spacing w:before="0" w:after="120"/>
+      <w:ind w:leftChars="200" w:right="0" w:rightChars="0" w:firstLine="0" w:firstLineChars="0"/>
+    </w:pPr>
+    <w:rPr>
+      <w:szCs w:val="24"/>
+    </w:rPr>
+  </w:style>
+  <w:style w:type="paragraph" w:styleId="8">
+    <w:name w:val="toc 3"/>
+    <w:basedOn w:val="1"/>
+    <w:next w:val="1"/>
+    <w:uiPriority w:val="0"/>
+    <w:pPr>
+      <w:ind w:leftChars="400" w:right="0" w:rightChars="0" w:firstLine="0" w:firstLineChars="0"/>
+    </w:pPr>
+    <w:rPr>
+      <w:szCs w:val="24"/>
+    </w:rPr>
+  </w:style>
+  <w:style w:type="paragraph" w:styleId="9">
+    <w:name w:val="Balloon Text"/>
+    <w:basedOn w:val="1"/>
+    <w:qFormat/>
+    <w:uiPriority w:val="0"/>
+    <w:rPr>
+      <w:sz w:val="18"/>
+      <w:szCs w:val="18"/>
+    </w:rPr>
+  </w:style>
+  <w:style w:type="paragraph" w:styleId="10">
     <w:name w:val="footer"/>
     <w:basedOn w:val="1"/>
     <w:uiPriority w:val="0"/>
@@ -14818,7 +14858,7 @@
       <w:szCs w:val="18"/>
     </w:rPr>
   </w:style>
-  <w:style w:type="paragraph" w:styleId="12">
+  <w:style w:type="paragraph" w:styleId="11">
     <w:name w:val="header"/>
     <w:basedOn w:val="1"/>
     <w:uiPriority w:val="0"/>
@@ -14838,28 +14878,7 @@
       <w:szCs w:val="18"/>
     </w:rPr>
   </w:style>
-  <w:style w:type="character" w:styleId="13">
-    <w:name w:val="Hyperlink"/>
-    <w:uiPriority w:val="0"/>
-    <w:rPr>
-      <w:color w:val="0000FF"/>
-      <w:u w:val="single"/>
-    </w:rPr>
-  </w:style>
-  <w:style w:type="paragraph" w:styleId="14">
-    <w:name w:val="List"/>
-    <w:basedOn w:val="8"/>
-    <w:uiPriority w:val="0"/>
-    <w:rPr>
-      <w:rFonts w:cs="Noto Sans"/>
-    </w:rPr>
-  </w:style>
-  <w:style w:type="character" w:styleId="15">
-    <w:name w:val="page number"/>
-    <w:basedOn w:val="5"/>
-    <w:uiPriority w:val="0"/>
-  </w:style>
-  <w:style w:type="paragraph" w:styleId="16">
+  <w:style w:type="paragraph" w:styleId="12">
     <w:name w:val="toc 1"/>
     <w:basedOn w:val="1"/>
     <w:next w:val="1"/>
@@ -14870,7 +14889,15 @@
       <w:szCs w:val="24"/>
     </w:rPr>
   </w:style>
-  <w:style w:type="paragraph" w:styleId="17">
+  <w:style w:type="paragraph" w:styleId="13">
+    <w:name w:val="List"/>
+    <w:basedOn w:val="6"/>
+    <w:uiPriority w:val="0"/>
+    <w:rPr>
+      <w:rFonts w:cs="Noto Sans"/>
+    </w:rPr>
+  </w:style>
+  <w:style w:type="paragraph" w:styleId="14">
     <w:name w:val="toc 2"/>
     <w:basedOn w:val="1"/>
     <w:next w:val="1"/>
@@ -14882,16 +14909,17 @@
       <w:szCs w:val="24"/>
     </w:rPr>
   </w:style>
-  <w:style w:type="paragraph" w:styleId="18">
-    <w:name w:val="toc 3"/>
-    <w:basedOn w:val="1"/>
-    <w:next w:val="1"/>
+  <w:style w:type="character" w:styleId="17">
+    <w:name w:val="page number"/>
+    <w:basedOn w:val="16"/>
     <w:uiPriority w:val="0"/>
-    <w:pPr>
-      <w:ind w:leftChars="400" w:right="0" w:rightChars="0" w:firstLine="0" w:firstLineChars="0"/>
-    </w:pPr>
+  </w:style>
+  <w:style w:type="character" w:styleId="18">
+    <w:name w:val="Hyperlink"/>
+    <w:uiPriority w:val="0"/>
     <w:rPr>
-      <w:szCs w:val="24"/>
+      <w:color w:val="0000FF"/>
+      <w:u w:val="single"/>
     </w:rPr>
   </w:style>
   <w:style w:type="character" w:customStyle="1" w:styleId="19">
@@ -14912,7 +14940,7 @@
   <w:style w:type="paragraph" w:customStyle="1" w:styleId="21">
     <w:name w:val="Heading"/>
     <w:basedOn w:val="1"/>
-    <w:next w:val="8"/>
+    <w:next w:val="6"/>
     <w:qFormat/>
     <w:uiPriority w:val="0"/>
     <w:pPr>
@@ -15012,7 +15040,7 @@
       <w:jc w:val="left"/>
     </w:pPr>
     <w:rPr>
-      <w:rFonts w:ascii="Times New Roman" w:hAnsi="Times New Roman" w:eastAsia="SimHei" w:cs="Noto Sans"/>
+      <w:rFonts w:ascii="Times New Roman" w:hAnsi="Times New Roman" w:eastAsia="黑体" w:cs="Noto Sans"/>
       <w:b/>
       <w:color w:val="000000"/>
       <w:sz w:val="24"/>

--- a/chandler26-jdk17-learning-assistant/docs/基于大模型的英语学习助手-毕业论文.docx
+++ b/chandler26-jdk17-learning-assistant/docs/基于大模型的英语学习助手-毕业论文.docx
@@ -3908,8 +3908,6 @@
               </w:rPr>
               <w:t>SpringDoc</w:t>
             </w:r>
-            <w:bookmarkStart w:id="0" w:name="_GoBack"/>
-            <w:bookmarkEnd w:id="0"/>
           </w:p>
         </w:tc>
         <w:tc>
@@ -8212,13 +8210,60 @@
         <w:spacing w:after="0" w:line="360" w:lineRule="auto"/>
         <w:ind w:firstLine="480"/>
         <w:jc w:val="both"/>
-      </w:pPr>
-      <w:r>
         <w:rPr>
           <w:rFonts w:ascii="Times New Roman" w:hAnsi="Times New Roman" w:eastAsia="SimSun" w:cs="SimSun"/>
           <w:sz w:val="24"/>
         </w:rPr>
+      </w:pPr>
+      <w:r>
+        <w:rPr>
+          <w:rFonts w:ascii="Times New Roman" w:hAnsi="Times New Roman" w:eastAsia="SimSun" w:cs="SimSun"/>
+          <w:sz w:val="24"/>
+        </w:rPr>
         <w:t>注册时系统将用户名转为小写，检查唯一性，生成 16 字节随机盐，并保存 sha256$salt$digest 格式的密码哈希；随后创建默认单词本并签发 JWT。登录时使用 MessageDigest.isEqual 比较摘要，避免普通字符串比较造成的时序差异。JwtAuthenticationFilter 从 Authorization: Bearer 头解析令牌，校验签名、issuer 和过期时间，读取用户后建立 SecurityContext。业务服务再从上下文取得 userId，所有单词本、词条和文章操作都校验数据归属。</w:t>
+      </w:r>
+    </w:p>
+    <w:p>
+      <w:pPr>
+        <w:spacing w:after="0" w:line="360" w:lineRule="auto"/>
+        <w:jc w:val="both"/>
+      </w:pPr>
+      <w:r>
+        <w:pict>
+          <v:shape id="_x0000_i1026" o:spt="75" type="#_x0000_t75" style="height:245.4pt;width:452.6pt;" filled="f" stroked="f" coordsize="21600,21600">
+            <v:path/>
+            <v:fill on="f" focussize="0,0"/>
+            <v:stroke on="f"/>
+            <v:imagedata r:id="rId25" o:title=""/>
+            <o:lock v:ext="edit" aspectratio="t"/>
+            <w10:wrap type="none"/>
+            <w10:anchorlock/>
+          </v:shape>
+        </w:pict>
+      </w:r>
+    </w:p>
+    <w:p>
+      <w:pPr>
+        <w:pStyle w:val="5"/>
+        <w:rPr>
+          <w:rFonts w:hint="default" w:eastAsia="SimSun"/>
+          <w:lang w:val="en-US" w:eastAsia="zh-CN"/>
+        </w:rPr>
+      </w:pPr>
+      <w:r>
+        <w:rPr>
+          <w:rFonts w:ascii="Times New Roman" w:hAnsi="Times New Roman" w:eastAsia="SimSun" w:cs="SimSun"/>
+          <w:sz w:val="21"/>
+        </w:rPr>
+        <w:t>图5-1</w:t>
+      </w:r>
+      <w:r>
+        <w:rPr>
+          <w:rFonts w:hint="eastAsia" w:cs="SimSun"/>
+          <w:sz w:val="21"/>
+          <w:lang w:val="en-US" w:eastAsia="zh-CN"/>
+        </w:rPr>
+        <w:t xml:space="preserve"> 请求Header的JWT</w:t>
       </w:r>
     </w:p>
     <w:p>
@@ -8283,43 +8328,17 @@
         <w:jc w:val="center"/>
       </w:pPr>
       <w:r>
-        <w:drawing>
-          <wp:inline distT="0" distB="0" distL="114300" distR="114300">
-            <wp:extent cx="5486400" cy="3086100"/>
-            <wp:effectExtent l="0" t="0" r="0" b="0"/>
-            <wp:docPr id="6" name="Picture 6" descr="图5-1 多模型与 Agent 管理界面" title="图5-1 多模型与 Agent 管理界面"/>
-            <wp:cNvGraphicFramePr>
-              <a:graphicFrameLocks xmlns:a="http://schemas.openxmlformats.org/drawingml/2006/main" noChangeAspect="1"/>
-            </wp:cNvGraphicFramePr>
-            <a:graphic xmlns:a="http://schemas.openxmlformats.org/drawingml/2006/main">
-              <a:graphicData uri="http://schemas.openxmlformats.org/drawingml/2006/picture">
-                <pic:pic xmlns:pic="http://schemas.openxmlformats.org/drawingml/2006/picture">
-                  <pic:nvPicPr>
-                    <pic:cNvPr id="6" name="Picture 6" descr="图5-1 多模型与 Agent 管理界面" title="图5-1 多模型与 Agent 管理界面"/>
-                    <pic:cNvPicPr>
-                      <a:picLocks noChangeAspect="1"/>
-                    </pic:cNvPicPr>
-                  </pic:nvPicPr>
-                  <pic:blipFill>
-                    <a:blip r:embed="rId25"/>
-                    <a:stretch>
-                      <a:fillRect/>
-                    </a:stretch>
-                  </pic:blipFill>
-                  <pic:spPr>
-                    <a:xfrm>
-                      <a:off x="0" y="0"/>
-                      <a:ext cx="5486400" cy="3086100"/>
-                    </a:xfrm>
-                    <a:prstGeom prst="rect">
-                      <a:avLst/>
-                    </a:prstGeom>
-                  </pic:spPr>
-                </pic:pic>
-              </a:graphicData>
-            </a:graphic>
-          </wp:inline>
-        </w:drawing>
+        <w:pict>
+          <v:shape id="_x0000_i1029" o:spt="75" type="#_x0000_t75" style="height:247.35pt;width:453.2pt;" filled="f" stroked="f" coordsize="21600,21600">
+            <v:path/>
+            <v:fill on="f" focussize="0,0"/>
+            <v:stroke on="f"/>
+            <v:imagedata r:id="rId26" o:title=""/>
+            <o:lock v:ext="edit" aspectratio="t"/>
+            <w10:wrap type="none"/>
+            <w10:anchorlock/>
+          </v:shape>
+        </w:pict>
       </w:r>
     </w:p>
     <w:p>
@@ -8331,7 +8350,22 @@
           <w:rFonts w:ascii="Times New Roman" w:hAnsi="Times New Roman" w:eastAsia="SimSun" w:cs="SimSun"/>
           <w:sz w:val="21"/>
         </w:rPr>
-        <w:t>图5-1 多模型与 Agent 管理界面</w:t>
+        <w:t>图5-</w:t>
+      </w:r>
+      <w:r>
+        <w:rPr>
+          <w:rFonts w:hint="eastAsia" w:cs="SimSun"/>
+          <w:sz w:val="21"/>
+          <w:lang w:val="en-US" w:eastAsia="zh-CN"/>
+        </w:rPr>
+        <w:t>2</w:t>
+      </w:r>
+      <w:r>
+        <w:rPr>
+          <w:rFonts w:ascii="Times New Roman" w:hAnsi="Times New Roman" w:eastAsia="SimSun" w:cs="SimSun"/>
+          <w:sz w:val="21"/>
+        </w:rPr>
+        <w:t xml:space="preserve"> 多模型与 Agent 管理界面</w:t>
       </w:r>
     </w:p>
     <w:p>
@@ -8342,9 +8376,78 @@
           <w:numId w:val="0"/>
         </w:numPr>
         <w:ind w:right="0" w:rightChars="0"/>
-      </w:pPr>
-      <w:r>
-        <w:t>5.3 词汇学习卡与公共缓存</w:t>
+        <w:rPr>
+          <w:rFonts w:hint="eastAsia"/>
+          <w:lang w:val="en-US" w:eastAsia="zh-CN"/>
+        </w:rPr>
+      </w:pPr>
+      <w:r>
+        <w:t>5.</w:t>
+      </w:r>
+      <w:r>
+        <w:rPr>
+          <w:rFonts w:hint="eastAsia"/>
+          <w:lang w:val="en-US" w:eastAsia="zh-CN"/>
+        </w:rPr>
+        <w:t>3</w:t>
+      </w:r>
+      <w:r>
+        <w:t xml:space="preserve"> </w:t>
+      </w:r>
+      <w:r>
+        <w:rPr>
+          <w:rFonts w:hint="eastAsia"/>
+          <w:lang w:val="en-US" w:eastAsia="zh-CN"/>
+        </w:rPr>
+        <w:t>词汇大挑战</w:t>
+      </w:r>
+      <w:r>
+        <w:t>与</w:t>
+      </w:r>
+      <w:r>
+        <w:rPr>
+          <w:rFonts w:hint="eastAsia"/>
+          <w:lang w:val="en-US" w:eastAsia="zh-CN"/>
+        </w:rPr>
+        <w:t>学习计划、公共词本</w:t>
+      </w:r>
+    </w:p>
+    <w:p>
+      <w:pPr>
+        <w:rPr>
+          <w:rFonts w:hint="default"/>
+          <w:lang w:val="en-US" w:eastAsia="zh-CN"/>
+        </w:rPr>
+      </w:pPr>
+      <w:r>
+        <w:rPr>
+          <w:rFonts w:hint="eastAsia"/>
+          <w:lang w:val="en-US" w:eastAsia="zh-CN"/>
+        </w:rPr>
+        <w:t>//todo：补充内容</w:t>
+      </w:r>
+    </w:p>
+    <w:p>
+      <w:pPr>
+        <w:pStyle w:val="3"/>
+        <w:numPr>
+          <w:ilvl w:val="1"/>
+          <w:numId w:val="0"/>
+        </w:numPr>
+        <w:ind w:right="0" w:rightChars="0"/>
+      </w:pPr>
+      <w:r>
+        <w:t>5.</w:t>
+      </w:r>
+      <w:r>
+        <w:rPr>
+          <w:rFonts w:hint="eastAsia"/>
+          <w:lang w:val="en-US" w:eastAsia="zh-CN"/>
+        </w:rPr>
+        <w:t>4</w:t>
+      </w:r>
+      <w:r>
+        <w:t xml:space="preserve"> 词汇学习卡与公共缓存</w:t>
       </w:r>
     </w:p>
     <w:p>
@@ -8430,7 +8533,22 @@
           <w:rFonts w:ascii="Times New Roman" w:hAnsi="Times New Roman" w:eastAsia="SimSun" w:cs="SimSun"/>
           <w:sz w:val="21"/>
         </w:rPr>
-        <w:t>图5-2 词汇卡生成、解析与缓存实现</w:t>
+        <w:t>图5-</w:t>
+      </w:r>
+      <w:r>
+        <w:rPr>
+          <w:rFonts w:hint="eastAsia" w:cs="SimSun"/>
+          <w:sz w:val="21"/>
+          <w:lang w:val="en-US" w:eastAsia="zh-CN"/>
+        </w:rPr>
+        <w:t>3</w:t>
+      </w:r>
+      <w:r>
+        <w:rPr>
+          <w:rFonts w:ascii="Times New Roman" w:hAnsi="Times New Roman" w:eastAsia="SimSun" w:cs="SimSun"/>
+          <w:sz w:val="21"/>
+        </w:rPr>
+        <w:t xml:space="preserve"> 词汇卡生成、解析与缓存实现</w:t>
       </w:r>
     </w:p>
     <w:p>
@@ -8443,7 +8561,17 @@
         <w:ind w:right="0" w:rightChars="0"/>
       </w:pPr>
       <w:r>
-        <w:t>5.4 拼写容错与最佳匹配</w:t>
+        <w:t>5.</w:t>
+      </w:r>
+      <w:r>
+        <w:rPr>
+          <w:rFonts w:hint="eastAsia"/>
+          <w:lang w:val="en-US" w:eastAsia="zh-CN"/>
+        </w:rPr>
+        <w:t>5</w:t>
+      </w:r>
+      <w:r>
+        <w:t xml:space="preserve"> 拼写容错与最佳匹配</w:t>
       </w:r>
     </w:p>
     <w:p>
@@ -8484,7 +8612,17 @@
         <w:ind w:right="0" w:rightChars="0"/>
       </w:pPr>
       <w:r>
-        <w:t>5.5 单词本快照与笔记共享</w:t>
+        <w:t>5.</w:t>
+      </w:r>
+      <w:r>
+        <w:rPr>
+          <w:rFonts w:hint="eastAsia"/>
+          <w:lang w:val="en-US" w:eastAsia="zh-CN"/>
+        </w:rPr>
+        <w:t>6</w:t>
+      </w:r>
+      <w:r>
+        <w:t xml:space="preserve"> 单词本快照与笔记共享</w:t>
       </w:r>
     </w:p>
     <w:p>
@@ -8540,7 +8678,7 @@
                     </pic:cNvPicPr>
                   </pic:nvPicPr>
                   <pic:blipFill>
-                    <a:blip r:embed="rId26"/>
+                    <a:blip r:embed="rId27"/>
                     <a:stretch>
                       <a:fillRect/>
                     </a:stretch>
@@ -8570,7 +8708,22 @@
           <w:rFonts w:ascii="Times New Roman" w:hAnsi="Times New Roman" w:eastAsia="SimSun" w:cs="SimSun"/>
           <w:sz w:val="21"/>
         </w:rPr>
-        <w:t>图5-3 单词本管理界面</w:t>
+        <w:t>图5-</w:t>
+      </w:r>
+      <w:r>
+        <w:rPr>
+          <w:rFonts w:hint="eastAsia" w:cs="SimSun"/>
+          <w:sz w:val="21"/>
+          <w:lang w:val="en-US" w:eastAsia="zh-CN"/>
+        </w:rPr>
+        <w:t>4</w:t>
+      </w:r>
+      <w:r>
+        <w:rPr>
+          <w:rFonts w:ascii="Times New Roman" w:hAnsi="Times New Roman" w:eastAsia="SimSun" w:cs="SimSun"/>
+          <w:sz w:val="21"/>
+        </w:rPr>
+        <w:t xml:space="preserve"> 单词本管理界面</w:t>
       </w:r>
     </w:p>
     <w:p>
@@ -8583,7 +8736,17 @@
         <w:ind w:right="0" w:rightChars="0"/>
       </w:pPr>
       <w:r>
-        <w:t>5.6 文章学习模块</w:t>
+        <w:t>5.</w:t>
+      </w:r>
+      <w:r>
+        <w:rPr>
+          <w:rFonts w:hint="eastAsia"/>
+          <w:lang w:val="en-US" w:eastAsia="zh-CN"/>
+        </w:rPr>
+        <w:t>7</w:t>
+      </w:r>
+      <w:r>
+        <w:t xml:space="preserve"> 文章学习模块</w:t>
       </w:r>
     </w:p>
     <w:p>
@@ -8605,13 +8768,78 @@
         <w:spacing w:after="0" w:line="360" w:lineRule="auto"/>
         <w:ind w:firstLine="480"/>
         <w:jc w:val="both"/>
-      </w:pPr>
-      <w:r>
         <w:rPr>
           <w:rFonts w:ascii="Times New Roman" w:hAnsi="Times New Roman" w:eastAsia="SimSun" w:cs="SimSun"/>
           <w:sz w:val="24"/>
         </w:rPr>
+      </w:pPr>
+      <w:r>
+        <w:rPr>
+          <w:rFonts w:ascii="Times New Roman" w:hAnsi="Times New Roman" w:eastAsia="SimSun" w:cs="SimSun"/>
+          <w:sz w:val="24"/>
+        </w:rPr>
         <w:t>english_article 模板要求返回 title、article、translation、vocabulary_focus、grammar_points、key_points、practice 和 study_tips。前端将学习工作区分为“通读文章—词汇精讲—阅读检测”三个阶段，支持仅英文/双语切换、继续上次阶段和专注模式，正文目标词可直接定位到精讲。当前阅读检测以四选一客观题为主，已保存文章历史和学习进度，但尚未覆盖开放题、复杂推理和错因诊断。</w:t>
+      </w:r>
+    </w:p>
+    <w:p>
+      <w:pPr>
+        <w:spacing w:after="0" w:line="360" w:lineRule="auto"/>
+        <w:jc w:val="both"/>
+      </w:pPr>
+      <w:r>
+        <w:pict>
+          <v:shape id="_x0000_i1030" o:spt="75" type="#_x0000_t75" style="height:244.95pt;width:453.2pt;" filled="f" stroked="f" coordsize="21600,21600">
+            <v:path/>
+            <v:fill on="f" focussize="0,0"/>
+            <v:stroke on="f"/>
+            <v:imagedata r:id="rId28" o:title=""/>
+            <o:lock v:ext="edit" aspectratio="t"/>
+            <w10:wrap type="none"/>
+            <w10:anchorlock/>
+          </v:shape>
+        </w:pict>
+      </w:r>
+    </w:p>
+    <w:p>
+      <w:pPr>
+        <w:pStyle w:val="5"/>
+      </w:pPr>
+      <w:r>
+        <w:rPr>
+          <w:rFonts w:ascii="Times New Roman" w:hAnsi="Times New Roman" w:eastAsia="SimSun" w:cs="SimSun"/>
+          <w:sz w:val="21"/>
+        </w:rPr>
+        <w:t>图5-</w:t>
+      </w:r>
+      <w:r>
+        <w:rPr>
+          <w:rFonts w:hint="eastAsia" w:cs="SimSun"/>
+          <w:sz w:val="21"/>
+          <w:lang w:val="en-US" w:eastAsia="zh-CN"/>
+        </w:rPr>
+        <w:t>5</w:t>
+      </w:r>
+      <w:r>
+        <w:rPr>
+          <w:rFonts w:ascii="Times New Roman" w:hAnsi="Times New Roman" w:eastAsia="SimSun" w:cs="SimSun"/>
+          <w:sz w:val="21"/>
+        </w:rPr>
+        <w:t xml:space="preserve"> </w:t>
+      </w:r>
+      <w:r>
+        <w:rPr>
+          <w:rFonts w:hint="eastAsia" w:cs="SimSun"/>
+          <w:sz w:val="21"/>
+          <w:lang w:val="en-US" w:eastAsia="zh-CN"/>
+        </w:rPr>
+        <w:t>文章学习</w:t>
+      </w:r>
+      <w:r>
+        <w:rPr>
+          <w:rFonts w:ascii="Times New Roman" w:hAnsi="Times New Roman" w:eastAsia="SimSun" w:cs="SimSun"/>
+          <w:sz w:val="21"/>
+        </w:rPr>
+        <w:t>界面</w:t>
       </w:r>
     </w:p>
     <w:p>
@@ -8625,6 +8853,48 @@
       </w:pPr>
       <w:r>
         <w:t>5.7 间隔复习与睡眠保护</w:t>
+      </w:r>
+    </w:p>
+    <w:p>
+      <w:r>
+        <w:pict>
+          <v:shape id="_x0000_i1031" o:spt="75" type="#_x0000_t75" style="height:249.25pt;width:453pt;" filled="f" stroked="f" coordsize="21600,21600">
+            <v:path/>
+            <v:fill on="f" focussize="0,0"/>
+            <v:stroke on="f"/>
+            <v:imagedata r:id="rId29" o:title=""/>
+            <o:lock v:ext="edit" aspectratio="t"/>
+            <w10:wrap type="none"/>
+            <w10:anchorlock/>
+          </v:shape>
+        </w:pict>
+      </w:r>
+    </w:p>
+    <w:p>
+      <w:pPr>
+        <w:pStyle w:val="5"/>
+      </w:pPr>
+      <w:r>
+        <w:rPr>
+          <w:rFonts w:ascii="Times New Roman" w:hAnsi="Times New Roman" w:eastAsia="SimSun" w:cs="SimSun"/>
+          <w:sz w:val="21"/>
+        </w:rPr>
+        <w:t>图5-</w:t>
+      </w:r>
+      <w:r>
+        <w:rPr>
+          <w:rFonts w:hint="eastAsia" w:cs="SimSun"/>
+          <w:sz w:val="21"/>
+          <w:lang w:val="en-US" w:eastAsia="zh-CN"/>
+        </w:rPr>
+        <w:t>6</w:t>
+      </w:r>
+      <w:r>
+        <w:rPr>
+          <w:rFonts w:ascii="Times New Roman" w:hAnsi="Times New Roman" w:eastAsia="SimSun" w:cs="SimSun"/>
+          <w:sz w:val="21"/>
+        </w:rPr>
+        <w:t xml:space="preserve"> 复习结果与排期状态流转</w:t>
       </w:r>
     </w:p>
     <w:p>
@@ -8680,7 +8950,7 @@
                     </pic:cNvPicPr>
                   </pic:nvPicPr>
                   <pic:blipFill>
-                    <a:blip r:embed="rId27"/>
+                    <a:blip r:embed="rId30"/>
                     <a:stretch>
                       <a:fillRect/>
                     </a:stretch>
@@ -8710,7 +8980,22 @@
           <w:rFonts w:ascii="Times New Roman" w:hAnsi="Times New Roman" w:eastAsia="SimSun" w:cs="SimSun"/>
           <w:sz w:val="21"/>
         </w:rPr>
-        <w:t>图5-4 复习结果与排期状态流转</w:t>
+        <w:t>图5-</w:t>
+      </w:r>
+      <w:r>
+        <w:rPr>
+          <w:rFonts w:hint="eastAsia" w:cs="SimSun"/>
+          <w:sz w:val="21"/>
+          <w:lang w:val="en-US" w:eastAsia="zh-CN"/>
+        </w:rPr>
+        <w:t>7</w:t>
+      </w:r>
+      <w:r>
+        <w:rPr>
+          <w:rFonts w:ascii="Times New Roman" w:hAnsi="Times New Roman" w:eastAsia="SimSun" w:cs="SimSun"/>
+          <w:sz w:val="21"/>
+        </w:rPr>
+        <w:t xml:space="preserve"> 复习结果与排期状态流转</w:t>
       </w:r>
     </w:p>
     <w:p>
@@ -8779,7 +9064,7 @@
                     </pic:cNvPicPr>
                   </pic:nvPicPr>
                   <pic:blipFill>
-                    <a:blip r:embed="rId28"/>
+                    <a:blip r:embed="rId31"/>
                     <a:stretch>
                       <a:fillRect/>
                     </a:stretch>
@@ -8809,7 +9094,22 @@
           <w:rFonts w:ascii="Times New Roman" w:hAnsi="Times New Roman" w:eastAsia="SimSun" w:cs="SimSun"/>
           <w:sz w:val="21"/>
         </w:rPr>
-        <w:t>图5-5 账户概览与学习活跃图</w:t>
+        <w:t>图5-</w:t>
+      </w:r>
+      <w:r>
+        <w:rPr>
+          <w:rFonts w:hint="eastAsia" w:cs="SimSun"/>
+          <w:sz w:val="21"/>
+          <w:lang w:val="en-US" w:eastAsia="zh-CN"/>
+        </w:rPr>
+        <w:t>8</w:t>
+      </w:r>
+      <w:r>
+        <w:rPr>
+          <w:rFonts w:ascii="Times New Roman" w:hAnsi="Times New Roman" w:eastAsia="SimSun" w:cs="SimSun"/>
+          <w:sz w:val="21"/>
+        </w:rPr>
+        <w:t xml:space="preserve"> 账户概览与学习活跃图</w:t>
       </w:r>
     </w:p>
     <w:p>
@@ -8837,7 +9137,7 @@
                     </pic:cNvPicPr>
                   </pic:nvPicPr>
                   <pic:blipFill>
-                    <a:blip r:embed="rId29"/>
+                    <a:blip r:embed="rId32"/>
                     <a:stretch>
                       <a:fillRect/>
                     </a:stretch>
@@ -8867,7 +9167,22 @@
           <w:rFonts w:ascii="Times New Roman" w:hAnsi="Times New Roman" w:eastAsia="SimSun" w:cs="SimSun"/>
           <w:sz w:val="21"/>
         </w:rPr>
-        <w:t>图5-6 破坏性操作二次确认弹窗</w:t>
+        <w:t>图5-</w:t>
+      </w:r>
+      <w:r>
+        <w:rPr>
+          <w:rFonts w:hint="eastAsia" w:cs="SimSun"/>
+          <w:sz w:val="21"/>
+          <w:lang w:val="en-US" w:eastAsia="zh-CN"/>
+        </w:rPr>
+        <w:t>9</w:t>
+      </w:r>
+      <w:r>
+        <w:rPr>
+          <w:rFonts w:ascii="Times New Roman" w:hAnsi="Times New Roman" w:eastAsia="SimSun" w:cs="SimSun"/>
+          <w:sz w:val="21"/>
+        </w:rPr>
+        <w:t xml:space="preserve"> 破坏性操作二次确认弹窗</w:t>
       </w:r>
     </w:p>
     <w:p>
@@ -10590,7 +10905,16 @@
           <w:rFonts w:ascii="Times New Roman" w:hAnsi="Times New Roman" w:eastAsia="SimSun" w:cs="SimSun"/>
           <w:sz w:val="24"/>
         </w:rPr>
-        <w:t>后端执行 mvn -q -DskipTests compile 和 mvn -q test 均通过。LayeredPackageArchitectureTest、AiPackageArchitectureTest 和 MapperXmlValidationTest 通过；Testcontainers 在 Docker 不可用时按既有逻辑跳过。复习排期单元测试覆盖夜间时间顺延到 06:00、睡眠时段提交从 06:00 起算，以及清醒小时跨午夜跳过 00:00—06:00 等边界。</w:t>
+        <w:t>后端执行 mvn -q -DskipTests compile 和 mvn -q test 均通过。LayeredPackageArchitectureTest、AiPackageArchitectureTest 和 MapperXmlValidationTest 通过；Testcontainers 在 Docker 不可用时按既有逻辑跳过。复习排期单元测试覆盖夜间时间顺延到 06:00、睡眠时段提</w:t>
+      </w:r>
+      <w:bookmarkStart w:id="0" w:name="_GoBack"/>
+      <w:bookmarkEnd w:id="0"/>
+      <w:r>
+        <w:rPr>
+          <w:rFonts w:ascii="Times New Roman" w:hAnsi="Times New Roman" w:eastAsia="SimSun" w:cs="SimSun"/>
+          <w:sz w:val="24"/>
+        </w:rPr>
+        <w:t>交从 06:00 起算，以及清醒小时跨午夜跳过 00:00—06:00 等边界。</w:t>
       </w:r>
     </w:p>
     <w:p>
@@ -11108,8 +11432,8 @@
       </w:tblPr>
       <w:tblGrid>
         <w:gridCol w:w="2268"/>
-        <w:gridCol w:w="4082"/>
-        <w:gridCol w:w="1928"/>
+        <w:gridCol w:w="3304"/>
+        <w:gridCol w:w="2706"/>
       </w:tblGrid>
       <w:tr>
         <w:trPr>
@@ -11139,7 +11463,7 @@
         </w:tc>
         <w:tc>
           <w:tcPr>
-            <w:tcW w:w="4082" w:type="dxa"/>
+            <w:tcW w:w="3304" w:type="dxa"/>
             <w:shd w:val="clear" w:color="auto" w:fill="E7E9ED"/>
             <w:vAlign w:val="center"/>
           </w:tcPr>
@@ -11160,7 +11484,7 @@
         </w:tc>
         <w:tc>
           <w:tcPr>
-            <w:tcW w:w="1928" w:type="dxa"/>
+            <w:tcW w:w="2706" w:type="dxa"/>
             <w:shd w:val="clear" w:color="auto" w:fill="E7E9ED"/>
             <w:vAlign w:val="center"/>
           </w:tcPr>
@@ -11206,7 +11530,7 @@
         </w:tc>
         <w:tc>
           <w:tcPr>
-            <w:tcW w:w="4082" w:type="dxa"/>
+            <w:tcW w:w="3304" w:type="dxa"/>
             <w:vAlign w:val="center"/>
           </w:tcPr>
           <w:p>
@@ -11226,7 +11550,7 @@
         </w:tc>
         <w:tc>
           <w:tcPr>
-            <w:tcW w:w="1928" w:type="dxa"/>
+            <w:tcW w:w="2706" w:type="dxa"/>
             <w:vAlign w:val="center"/>
           </w:tcPr>
           <w:p>
@@ -11271,7 +11595,7 @@
         </w:tc>
         <w:tc>
           <w:tcPr>
-            <w:tcW w:w="4082" w:type="dxa"/>
+            <w:tcW w:w="3304" w:type="dxa"/>
             <w:vAlign w:val="center"/>
           </w:tcPr>
           <w:p>
@@ -11291,7 +11615,7 @@
         </w:tc>
         <w:tc>
           <w:tcPr>
-            <w:tcW w:w="1928" w:type="dxa"/>
+            <w:tcW w:w="2706" w:type="dxa"/>
             <w:vAlign w:val="center"/>
           </w:tcPr>
           <w:p>
@@ -11336,7 +11660,7 @@
         </w:tc>
         <w:tc>
           <w:tcPr>
-            <w:tcW w:w="4082" w:type="dxa"/>
+            <w:tcW w:w="3304" w:type="dxa"/>
             <w:vAlign w:val="center"/>
           </w:tcPr>
           <w:p>
@@ -11356,7 +11680,7 @@
         </w:tc>
         <w:tc>
           <w:tcPr>
-            <w:tcW w:w="1928" w:type="dxa"/>
+            <w:tcW w:w="2706" w:type="dxa"/>
             <w:vAlign w:val="center"/>
           </w:tcPr>
           <w:p>
@@ -11401,7 +11725,7 @@
         </w:tc>
         <w:tc>
           <w:tcPr>
-            <w:tcW w:w="4082" w:type="dxa"/>
+            <w:tcW w:w="3304" w:type="dxa"/>
             <w:vAlign w:val="center"/>
           </w:tcPr>
           <w:p>
@@ -11421,7 +11745,7 @@
         </w:tc>
         <w:tc>
           <w:tcPr>
-            <w:tcW w:w="1928" w:type="dxa"/>
+            <w:tcW w:w="2706" w:type="dxa"/>
             <w:vAlign w:val="center"/>
           </w:tcPr>
           <w:p>
@@ -11466,7 +11790,7 @@
         </w:tc>
         <w:tc>
           <w:tcPr>
-            <w:tcW w:w="4082" w:type="dxa"/>
+            <w:tcW w:w="3304" w:type="dxa"/>
             <w:vAlign w:val="center"/>
           </w:tcPr>
           <w:p>
@@ -11486,7 +11810,7 @@
         </w:tc>
         <w:tc>
           <w:tcPr>
-            <w:tcW w:w="1928" w:type="dxa"/>
+            <w:tcW w:w="2706" w:type="dxa"/>
             <w:vAlign w:val="center"/>
           </w:tcPr>
           <w:p>
@@ -11531,7 +11855,7 @@
         </w:tc>
         <w:tc>
           <w:tcPr>
-            <w:tcW w:w="4082" w:type="dxa"/>
+            <w:tcW w:w="3304" w:type="dxa"/>
             <w:vAlign w:val="center"/>
           </w:tcPr>
           <w:p>
@@ -11551,7 +11875,7 @@
         </w:tc>
         <w:tc>
           <w:tcPr>
-            <w:tcW w:w="1928" w:type="dxa"/>
+            <w:tcW w:w="2706" w:type="dxa"/>
             <w:vAlign w:val="center"/>
           </w:tcPr>
           <w:p>
@@ -11596,7 +11920,7 @@
         </w:tc>
         <w:tc>
           <w:tcPr>
-            <w:tcW w:w="4082" w:type="dxa"/>
+            <w:tcW w:w="3304" w:type="dxa"/>
             <w:vAlign w:val="center"/>
           </w:tcPr>
           <w:p>
@@ -11616,7 +11940,7 @@
         </w:tc>
         <w:tc>
           <w:tcPr>
-            <w:tcW w:w="1928" w:type="dxa"/>
+            <w:tcW w:w="2706" w:type="dxa"/>
             <w:vAlign w:val="center"/>
           </w:tcPr>
           <w:p>
@@ -11661,7 +11985,7 @@
         </w:tc>
         <w:tc>
           <w:tcPr>
-            <w:tcW w:w="4082" w:type="dxa"/>
+            <w:tcW w:w="3304" w:type="dxa"/>
             <w:vAlign w:val="center"/>
           </w:tcPr>
           <w:p>
@@ -11681,7 +12005,7 @@
         </w:tc>
         <w:tc>
           <w:tcPr>
-            <w:tcW w:w="1928" w:type="dxa"/>
+            <w:tcW w:w="2706" w:type="dxa"/>
             <w:vAlign w:val="center"/>
           </w:tcPr>
           <w:p>

--- a/chandler26-jdk17-learning-assistant/docs/基于大模型的英语学习助手-毕业论文.docx
+++ b/chandler26-jdk17-learning-assistant/docs/基于大模型的英语学习助手-毕业论文.docx
@@ -8852,7 +8852,17 @@
         <w:ind w:right="0" w:rightChars="0"/>
       </w:pPr>
       <w:r>
-        <w:t>5.7 间隔复习与睡眠保护</w:t>
+        <w:t>5.</w:t>
+      </w:r>
+      <w:r>
+        <w:rPr>
+          <w:rFonts w:hint="eastAsia"/>
+          <w:lang w:val="en-US" w:eastAsia="zh-CN"/>
+        </w:rPr>
+        <w:t>8</w:t>
+      </w:r>
+      <w:r>
+        <w:t xml:space="preserve"> 间隔复习与睡眠保护</w:t>
       </w:r>
     </w:p>
     <w:p>
@@ -9008,7 +9018,17 @@
         <w:ind w:right="0" w:rightChars="0"/>
       </w:pPr>
       <w:r>
-        <w:t>5.8 前端模块化与交互设计</w:t>
+        <w:t>5.</w:t>
+      </w:r>
+      <w:r>
+        <w:rPr>
+          <w:rFonts w:hint="eastAsia"/>
+          <w:lang w:val="en-US" w:eastAsia="zh-CN"/>
+        </w:rPr>
+        <w:t>9</w:t>
+      </w:r>
+      <w:r>
+        <w:t xml:space="preserve"> 前端模块化与交互设计</w:t>
       </w:r>
     </w:p>
     <w:p>
@@ -9209,7 +9229,19 @@
         <w:ind w:right="0" w:rightChars="0"/>
       </w:pPr>
       <w:r>
-        <w:t>5.9 系统日志与异常处理</w:t>
+        <w:t>5.</w:t>
+      </w:r>
+      <w:r>
+        <w:rPr>
+          <w:rFonts w:hint="eastAsia"/>
+          <w:lang w:val="en-US" w:eastAsia="zh-CN"/>
+        </w:rPr>
+        <w:t>10</w:t>
+      </w:r>
+      <w:bookmarkStart w:id="0" w:name="_GoBack"/>
+      <w:bookmarkEnd w:id="0"/>
+      <w:r>
+        <w:t xml:space="preserve"> 系统日志与异常处理</w:t>
       </w:r>
     </w:p>
     <w:p>
@@ -10905,16 +10937,7 @@
           <w:rFonts w:ascii="Times New Roman" w:hAnsi="Times New Roman" w:eastAsia="SimSun" w:cs="SimSun"/>
           <w:sz w:val="24"/>
         </w:rPr>
-        <w:t>后端执行 mvn -q -DskipTests compile 和 mvn -q test 均通过。LayeredPackageArchitectureTest、AiPackageArchitectureTest 和 MapperXmlValidationTest 通过；Testcontainers 在 Docker 不可用时按既有逻辑跳过。复习排期单元测试覆盖夜间时间顺延到 06:00、睡眠时段提</w:t>
-      </w:r>
-      <w:bookmarkStart w:id="0" w:name="_GoBack"/>
-      <w:bookmarkEnd w:id="0"/>
-      <w:r>
-        <w:rPr>
-          <w:rFonts w:ascii="Times New Roman" w:hAnsi="Times New Roman" w:eastAsia="SimSun" w:cs="SimSun"/>
-          <w:sz w:val="24"/>
-        </w:rPr>
-        <w:t>交从 06:00 起算，以及清醒小时跨午夜跳过 00:00—06:00 等边界。</w:t>
+        <w:t>后端执行 mvn -q -DskipTests compile 和 mvn -q test 均通过。LayeredPackageArchitectureTest、AiPackageArchitectureTest 和 MapperXmlValidationTest 通过；Testcontainers 在 Docker 不可用时按既有逻辑跳过。复习排期单元测试覆盖夜间时间顺延到 06:00、睡眠时段提交从 06:00 起算，以及清醒小时跨午夜跳过 00:00—06:00 等边界。</w:t>
       </w:r>
     </w:p>
     <w:p>
